--- a/WindowsServer 2012/Module 4.docx
+++ b/WindowsServer 2012/Module 4.docx
@@ -19,12 +19,25 @@
       </w:r>
       <w:r>
         <w:br/>
-        <w:t>• Использование Windows PowerShell для администрирования AD DS</w:t>
+        <w:t xml:space="preserve">• Использование Windows </w:t>
+      </w:r>
+      <w:proofErr w:type="spellStart"/>
+      <w:r>
+        <w:t>PowerShell</w:t>
+      </w:r>
+      <w:proofErr w:type="spellEnd"/>
+      <w:r>
+        <w:t xml:space="preserve"> для администрирования AD DS</w:t>
       </w:r>
       <w:r>
         <w:br/>
-        <w:t>• Выполнение массовых операций с помощью Windows PowerShell</w:t>
-      </w:r>
+        <w:t xml:space="preserve">• Выполнение массовых операций с помощью Windows </w:t>
+      </w:r>
+      <w:proofErr w:type="spellStart"/>
+      <w:r>
+        <w:t>PowerShell</w:t>
+      </w:r>
+      <w:proofErr w:type="spellEnd"/>
     </w:p>
     <w:p>
       <w:pPr>
@@ -64,7 +77,15 @@
         <w:spacing w:after="0"/>
       </w:pPr>
       <w:r>
-        <w:t>Что такое Csvde?</w:t>
+        <w:t xml:space="preserve">Что такое </w:t>
+      </w:r>
+      <w:proofErr w:type="spellStart"/>
+      <w:r>
+        <w:t>Csvde</w:t>
+      </w:r>
+      <w:proofErr w:type="spellEnd"/>
+      <w:r>
+        <w:t>?</w:t>
       </w:r>
     </w:p>
     <w:p>
@@ -76,7 +97,15 @@
         <w:spacing w:after="0"/>
       </w:pPr>
       <w:r>
-        <w:t>Что такое Ldifde?</w:t>
+        <w:t xml:space="preserve">Что такое </w:t>
+      </w:r>
+      <w:proofErr w:type="spellStart"/>
+      <w:r>
+        <w:t>Ldifde</w:t>
+      </w:r>
+      <w:proofErr w:type="spellEnd"/>
+      <w:r>
+        <w:t>?</w:t>
       </w:r>
     </w:p>
     <w:p>
@@ -347,6 +376,7 @@
         </w:rPr>
         <w:t xml:space="preserve"> </w:t>
       </w:r>
+      <w:proofErr w:type="spellStart"/>
       <w:r>
         <w:rPr>
           <w:b/>
@@ -355,6 +385,7 @@
         </w:rPr>
         <w:t>Csvde</w:t>
       </w:r>
+      <w:proofErr w:type="spellEnd"/>
       <w:r>
         <w:rPr>
           <w:b/>
@@ -429,6 +460,7 @@
           </wp:anchor>
         </w:drawing>
       </w:r>
+      <w:proofErr w:type="spellStart"/>
       <w:r>
         <w:rPr>
           <w:b/>
@@ -437,6 +469,7 @@
         </w:rPr>
         <w:t>Csvde</w:t>
       </w:r>
+      <w:proofErr w:type="spellEnd"/>
       <w:r>
         <w:rPr>
           <w:lang w:val="en-US"/>
@@ -564,8 +597,13 @@
       <w:pPr>
         <w:spacing w:after="0"/>
       </w:pPr>
-      <w:r>
-        <w:t>Csvde — это способ быстро выгрузить пользователей, группы и другие объекты из AD в Excel (CSV) или, наоборот, загрузить их из Excel в AD</w:t>
+      <w:proofErr w:type="spellStart"/>
+      <w:r>
+        <w:t>Csvde</w:t>
+      </w:r>
+      <w:proofErr w:type="spellEnd"/>
+      <w:r>
+        <w:t xml:space="preserve"> — это способ быстро выгрузить пользователей, группы и другие объекты из AD в Excel (CSV) или, наоборот, загрузить их из Excel в AD</w:t>
       </w:r>
       <w:r>
         <w:t>, может даже загружать объекты с атрибутами</w:t>
@@ -642,7 +680,15 @@
         <w:t>В реальном мире она используется только для экспорта</w:t>
       </w:r>
       <w:r>
-        <w:t>, для импорта врятли.</w:t>
+        <w:t xml:space="preserve">, для импорта </w:t>
+      </w:r>
+      <w:proofErr w:type="spellStart"/>
+      <w:r>
+        <w:t>врятли</w:t>
+      </w:r>
+      <w:proofErr w:type="spellEnd"/>
+      <w:r>
+        <w:t>.</w:t>
       </w:r>
     </w:p>
     <w:p>
@@ -655,7 +701,23 @@
         <w:spacing w:after="0"/>
       </w:pPr>
       <w:r>
-        <w:t>Используйте csvde для экспорта объектов в файл .csv:</w:t>
+        <w:t>Используйте </w:t>
+      </w:r>
+      <w:proofErr w:type="spellStart"/>
+      <w:r>
+        <w:t>csvde</w:t>
+      </w:r>
+      <w:proofErr w:type="spellEnd"/>
+      <w:r>
+        <w:t> для экспорта объектов в файл .</w:t>
+      </w:r>
+      <w:proofErr w:type="spellStart"/>
+      <w:r>
+        <w:t>csv</w:t>
+      </w:r>
+      <w:proofErr w:type="spellEnd"/>
+      <w:r>
+        <w:t>:</w:t>
       </w:r>
     </w:p>
     <w:p>
@@ -667,7 +729,15 @@
         <w:spacing w:after="0"/>
       </w:pPr>
       <w:r>
-        <w:t>-f filename — имя файла</w:t>
+        <w:t xml:space="preserve">-f </w:t>
+      </w:r>
+      <w:proofErr w:type="spellStart"/>
+      <w:r>
+        <w:t>filename</w:t>
+      </w:r>
+      <w:proofErr w:type="spellEnd"/>
+      <w:r>
+        <w:t> — имя файла</w:t>
       </w:r>
     </w:p>
     <w:p>
@@ -679,7 +749,15 @@
         <w:spacing w:after="0"/>
       </w:pPr>
       <w:r>
-        <w:t>-d RootDN — корневой DN</w:t>
+        <w:t xml:space="preserve">-d </w:t>
+      </w:r>
+      <w:proofErr w:type="spellStart"/>
+      <w:r>
+        <w:t>RootDN</w:t>
+      </w:r>
+      <w:proofErr w:type="spellEnd"/>
+      <w:r>
+        <w:t> — корневой DN</w:t>
       </w:r>
     </w:p>
     <w:p>
@@ -691,7 +769,15 @@
         <w:spacing w:after="0"/>
       </w:pPr>
       <w:r>
-        <w:t>-p SearchScope — область поиска</w:t>
+        <w:t xml:space="preserve">-p </w:t>
+      </w:r>
+      <w:proofErr w:type="spellStart"/>
+      <w:r>
+        <w:t>SearchScope</w:t>
+      </w:r>
+      <w:proofErr w:type="spellEnd"/>
+      <w:r>
+        <w:t> — область поиска</w:t>
       </w:r>
     </w:p>
     <w:p>
@@ -715,7 +801,15 @@
         <w:spacing w:after="0"/>
       </w:pPr>
       <w:r>
-        <w:t>-l ListOfAttributes — список атрибутов</w:t>
+        <w:t xml:space="preserve">-l </w:t>
+      </w:r>
+      <w:proofErr w:type="spellStart"/>
+      <w:r>
+        <w:t>ListOfAttributes</w:t>
+      </w:r>
+      <w:proofErr w:type="spellEnd"/>
+      <w:r>
+        <w:t> — список атрибутов</w:t>
       </w:r>
     </w:p>
     <w:p>
@@ -723,7 +817,23 @@
         <w:spacing w:after="0"/>
       </w:pPr>
       <w:r>
-        <w:t>Используйте csvde для создания объектов из файла .csv:</w:t>
+        <w:t>Используйте </w:t>
+      </w:r>
+      <w:proofErr w:type="spellStart"/>
+      <w:r>
+        <w:t>csvde</w:t>
+      </w:r>
+      <w:proofErr w:type="spellEnd"/>
+      <w:r>
+        <w:t> для создания объектов из файла .</w:t>
+      </w:r>
+      <w:proofErr w:type="spellStart"/>
+      <w:r>
+        <w:t>csv</w:t>
+      </w:r>
+      <w:proofErr w:type="spellEnd"/>
+      <w:r>
+        <w:t>:</w:t>
       </w:r>
     </w:p>
     <w:p>
@@ -770,13 +880,41 @@
           <w:lang w:val="en-US"/>
         </w:rPr>
       </w:pPr>
-      <w:r>
-        <w:rPr>
-          <w:b/>
-          <w:bCs/>
-          <w:lang w:val="en-US"/>
-        </w:rPr>
-        <w:t>csvde -i -f filename -k</w:t>
+      <w:proofErr w:type="spellStart"/>
+      <w:r>
+        <w:rPr>
+          <w:b/>
+          <w:bCs/>
+          <w:lang w:val="en-US"/>
+        </w:rPr>
+        <w:t>csvde</w:t>
+      </w:r>
+      <w:proofErr w:type="spellEnd"/>
+      <w:r>
+        <w:rPr>
+          <w:b/>
+          <w:bCs/>
+          <w:lang w:val="en-US"/>
+        </w:rPr>
+        <w:t xml:space="preserve"> -</w:t>
+      </w:r>
+      <w:proofErr w:type="spellStart"/>
+      <w:r>
+        <w:rPr>
+          <w:b/>
+          <w:bCs/>
+          <w:lang w:val="en-US"/>
+        </w:rPr>
+        <w:t>i</w:t>
+      </w:r>
+      <w:proofErr w:type="spellEnd"/>
+      <w:r>
+        <w:rPr>
+          <w:b/>
+          <w:bCs/>
+          <w:lang w:val="en-US"/>
+        </w:rPr>
+        <w:t xml:space="preserve"> -f filename -k</w:t>
       </w:r>
     </w:p>
     <w:p>
@@ -844,7 +982,25 @@
           <w:bCs/>
           <w:lang w:val="en-US"/>
         </w:rPr>
-        <w:t xml:space="preserve"> Ldiffe?</w:t>
+        <w:t xml:space="preserve"> </w:t>
+      </w:r>
+      <w:proofErr w:type="spellStart"/>
+      <w:r>
+        <w:rPr>
+          <w:b/>
+          <w:bCs/>
+          <w:lang w:val="en-US"/>
+        </w:rPr>
+        <w:t>Ldiffe</w:t>
+      </w:r>
+      <w:proofErr w:type="spellEnd"/>
+      <w:r>
+        <w:rPr>
+          <w:b/>
+          <w:bCs/>
+          <w:lang w:val="en-US"/>
+        </w:rPr>
+        <w:t>?</w:t>
       </w:r>
     </w:p>
     <w:p>
@@ -970,7 +1126,15 @@
         <w:spacing w:after="0"/>
       </w:pPr>
       <w:r>
-        <w:t>Используйте ldiffe для экспорта объектов в файл LDIF:</w:t>
+        <w:t xml:space="preserve">Используйте </w:t>
+      </w:r>
+      <w:proofErr w:type="spellStart"/>
+      <w:r>
+        <w:t>ldiffe</w:t>
+      </w:r>
+      <w:proofErr w:type="spellEnd"/>
+      <w:r>
+        <w:t xml:space="preserve"> для экспорта объектов в файл LDIF:</w:t>
       </w:r>
     </w:p>
     <w:p>
@@ -982,8 +1146,13 @@
         <w:spacing w:after="0"/>
       </w:pPr>
       <w:r>
-        <w:t>-f имя_файла</w:t>
-      </w:r>
+        <w:t xml:space="preserve">-f </w:t>
+      </w:r>
+      <w:proofErr w:type="spellStart"/>
+      <w:r>
+        <w:t>имя_файла</w:t>
+      </w:r>
+      <w:proofErr w:type="spellEnd"/>
     </w:p>
     <w:p>
       <w:pPr>
@@ -995,8 +1164,13 @@
       </w:pPr>
       <w:r>
         <w:lastRenderedPageBreak/>
-        <w:t>-d КорневойDN</w:t>
-      </w:r>
+        <w:t xml:space="preserve">-d </w:t>
+      </w:r>
+      <w:proofErr w:type="spellStart"/>
+      <w:r>
+        <w:t>КорневойDN</w:t>
+      </w:r>
+      <w:proofErr w:type="spellEnd"/>
     </w:p>
     <w:p>
       <w:pPr>
@@ -1019,8 +1193,13 @@
         <w:spacing w:after="0"/>
       </w:pPr>
       <w:r>
-        <w:t>-p Область_поиска</w:t>
-      </w:r>
+        <w:t xml:space="preserve">-p </w:t>
+      </w:r>
+      <w:proofErr w:type="spellStart"/>
+      <w:r>
+        <w:t>Область_поиска</w:t>
+      </w:r>
+      <w:proofErr w:type="spellEnd"/>
     </w:p>
     <w:p>
       <w:pPr>
@@ -1031,8 +1210,13 @@
         <w:spacing w:after="0"/>
       </w:pPr>
       <w:r>
-        <w:t>-l Список_включаемых_атрибутов</w:t>
-      </w:r>
+        <w:t xml:space="preserve">-l </w:t>
+      </w:r>
+      <w:proofErr w:type="spellStart"/>
+      <w:r>
+        <w:t>Список_включаемых_атрибутов</w:t>
+      </w:r>
+      <w:proofErr w:type="spellEnd"/>
     </w:p>
     <w:p>
       <w:pPr>
@@ -1043,15 +1227,28 @@
         <w:spacing w:after="0"/>
       </w:pPr>
       <w:r>
-        <w:t>-o Список_исключаемых_атрибутов</w:t>
-      </w:r>
+        <w:t xml:space="preserve">-o </w:t>
+      </w:r>
+      <w:proofErr w:type="spellStart"/>
+      <w:r>
+        <w:t>Список_исключаемых_атрибутов</w:t>
+      </w:r>
+      <w:proofErr w:type="spellEnd"/>
     </w:p>
     <w:p>
       <w:pPr>
         <w:spacing w:after="0"/>
       </w:pPr>
       <w:r>
-        <w:t>Используйте ldiffe для создания, изменения или удаления объектов:</w:t>
+        <w:t xml:space="preserve">Используйте </w:t>
+      </w:r>
+      <w:proofErr w:type="spellStart"/>
+      <w:r>
+        <w:t>ldiffe</w:t>
+      </w:r>
+      <w:proofErr w:type="spellEnd"/>
+      <w:r>
+        <w:t xml:space="preserve"> для создания, изменения или удаления объектов:</w:t>
       </w:r>
     </w:p>
     <w:p>
@@ -1061,11 +1258,33 @@
           <w:lang w:val="en-US"/>
         </w:rPr>
       </w:pPr>
-      <w:r>
-        <w:rPr>
-          <w:lang w:val="en-US"/>
-        </w:rPr>
-        <w:t xml:space="preserve">ldifde -i -f </w:t>
+      <w:proofErr w:type="spellStart"/>
+      <w:r>
+        <w:rPr>
+          <w:lang w:val="en-US"/>
+        </w:rPr>
+        <w:t>ldifde</w:t>
+      </w:r>
+      <w:proofErr w:type="spellEnd"/>
+      <w:r>
+        <w:rPr>
+          <w:lang w:val="en-US"/>
+        </w:rPr>
+        <w:t xml:space="preserve"> -</w:t>
+      </w:r>
+      <w:proofErr w:type="spellStart"/>
+      <w:r>
+        <w:rPr>
+          <w:lang w:val="en-US"/>
+        </w:rPr>
+        <w:t>i</w:t>
+      </w:r>
+      <w:proofErr w:type="spellEnd"/>
+      <w:r>
+        <w:rPr>
+          <w:lang w:val="en-US"/>
+        </w:rPr>
+        <w:t xml:space="preserve"> -f </w:t>
       </w:r>
       <w:r>
         <w:t>имя</w:t>
@@ -1121,12 +1340,14 @@
       <w:r>
         <w:t xml:space="preserve">а в </w:t>
       </w:r>
+      <w:proofErr w:type="spellStart"/>
       <w:r>
         <w:rPr>
           <w:lang w:val="en-US"/>
         </w:rPr>
         <w:t>ldif</w:t>
       </w:r>
+      <w:proofErr w:type="spellEnd"/>
       <w:r>
         <w:t xml:space="preserve"> – но смысл от этого не меняется.</w:t>
       </w:r>
@@ -1151,12 +1372,14 @@
       <w:r>
         <w:t xml:space="preserve">При использовании </w:t>
       </w:r>
+      <w:proofErr w:type="spellStart"/>
       <w:r>
         <w:rPr>
           <w:lang w:val="en-US"/>
         </w:rPr>
         <w:t>csvde</w:t>
       </w:r>
+      <w:proofErr w:type="spellEnd"/>
       <w:r>
         <w:t xml:space="preserve"> </w:t>
       </w:r>
@@ -1179,24 +1402,28 @@
       <w:r>
         <w:t xml:space="preserve"> </w:t>
       </w:r>
+      <w:proofErr w:type="spellStart"/>
       <w:r>
         <w:rPr>
           <w:lang w:val="en-US"/>
         </w:rPr>
         <w:t>ldifde</w:t>
       </w:r>
+      <w:proofErr w:type="spellEnd"/>
       <w:r>
         <w:t xml:space="preserve"> </w:t>
       </w:r>
       <w:r>
         <w:t xml:space="preserve">мы работаем именно с </w:t>
       </w:r>
+      <w:proofErr w:type="spellStart"/>
       <w:r>
         <w:rPr>
           <w:lang w:val="en-US"/>
         </w:rPr>
         <w:t>ldap</w:t>
       </w:r>
+      <w:proofErr w:type="spellEnd"/>
       <w:r>
         <w:t>-атрибутами объектов</w:t>
       </w:r>
@@ -1209,7 +1436,15 @@
         <w:spacing w:after="0"/>
       </w:pPr>
       <w:r>
-        <w:t>LDAP (Lightweight Directory Access Protocol) — это протокол доступа к каталогам.</w:t>
+        <w:t>LDAP (</w:t>
+      </w:r>
+      <w:proofErr w:type="spellStart"/>
+      <w:r>
+        <w:t>Lightweight</w:t>
+      </w:r>
+      <w:proofErr w:type="spellEnd"/>
+      <w:r>
+        <w:t xml:space="preserve"> Directory Access Protocol) — это протокол доступа к каталогам.</w:t>
       </w:r>
     </w:p>
     <w:p>
@@ -1222,7 +1457,25 @@
         <w:spacing w:after="0"/>
       </w:pPr>
       <w:r>
-        <w:t>Говоря кратко: csvde отлично подходит для простого экспорта данных в Excel и массового создания учетных записей без паролей. ldifde — это более мощный и гибкий инструмент для полного цикла управления объектами, включая их изменение и удаление.</w:t>
+        <w:t xml:space="preserve">Говоря кратко: </w:t>
+      </w:r>
+      <w:proofErr w:type="spellStart"/>
+      <w:proofErr w:type="gramStart"/>
+      <w:r>
+        <w:t>csvde</w:t>
+      </w:r>
+      <w:proofErr w:type="spellEnd"/>
+      <w:proofErr w:type="gramEnd"/>
+      <w:r>
+        <w:t xml:space="preserve"> отлично подходит для простого экспорта данных в Excel и массового создания учетных записей без паролей. </w:t>
+      </w:r>
+      <w:proofErr w:type="spellStart"/>
+      <w:r>
+        <w:t>ldifde</w:t>
+      </w:r>
+      <w:proofErr w:type="spellEnd"/>
+      <w:r>
+        <w:t xml:space="preserve"> — это более мощный и гибкий инструмент для полного цикла управления объектами, включая их изменение и удаление.</w:t>
       </w:r>
     </w:p>
     <w:p>
@@ -1289,7 +1542,15 @@
         <w:t>*</w:t>
       </w:r>
       <w:r>
-        <w:t xml:space="preserve"> - это приложение, и их можно использовать в тех скриптах, которые не </w:t>
+        <w:t xml:space="preserve"> </w:t>
+      </w:r>
+      <w:proofErr w:type="gramStart"/>
+      <w:r>
+        <w:t>- это</w:t>
+      </w:r>
+      <w:proofErr w:type="gramEnd"/>
+      <w:r>
+        <w:t xml:space="preserve"> приложение, и их можно использовать в тех скриптах, которые не </w:t>
       </w:r>
       <w:r>
         <w:rPr>
@@ -1431,6 +1692,7 @@
         </w:rPr>
         <w:tab/>
       </w:r>
+      <w:proofErr w:type="spellStart"/>
       <w:r>
         <w:rPr>
           <w:rFonts w:ascii="Courier New" w:eastAsia="Times New Roman" w:hAnsi="Courier New" w:cs="Courier New"/>
@@ -1438,7 +1700,59 @@
           <w:szCs w:val="20"/>
           <w:lang w:val="en-US" w:eastAsia="ru-RU"/>
         </w:rPr>
-        <w:t>Dsmod user "cn=Joe Healy,ou=Managers,</w:t>
+        <w:t>Dsmod</w:t>
+      </w:r>
+      <w:proofErr w:type="spellEnd"/>
+      <w:r>
+        <w:rPr>
+          <w:rFonts w:ascii="Courier New" w:eastAsia="Times New Roman" w:hAnsi="Courier New" w:cs="Courier New"/>
+          <w:sz w:val="20"/>
+          <w:szCs w:val="20"/>
+          <w:lang w:val="en-US" w:eastAsia="ru-RU"/>
+        </w:rPr>
+        <w:t xml:space="preserve"> user "</w:t>
+      </w:r>
+      <w:proofErr w:type="spellStart"/>
+      <w:r>
+        <w:rPr>
+          <w:rFonts w:ascii="Courier New" w:eastAsia="Times New Roman" w:hAnsi="Courier New" w:cs="Courier New"/>
+          <w:sz w:val="20"/>
+          <w:szCs w:val="20"/>
+          <w:lang w:val="en-US" w:eastAsia="ru-RU"/>
+        </w:rPr>
+        <w:t>cn</w:t>
+      </w:r>
+      <w:proofErr w:type="spellEnd"/>
+      <w:r>
+        <w:rPr>
+          <w:rFonts w:ascii="Courier New" w:eastAsia="Times New Roman" w:hAnsi="Courier New" w:cs="Courier New"/>
+          <w:sz w:val="20"/>
+          <w:szCs w:val="20"/>
+          <w:lang w:val="en-US" w:eastAsia="ru-RU"/>
+        </w:rPr>
+        <w:t xml:space="preserve">=Joe </w:t>
+      </w:r>
+      <w:proofErr w:type="spellStart"/>
+      <w:proofErr w:type="gramStart"/>
+      <w:r>
+        <w:rPr>
+          <w:rFonts w:ascii="Courier New" w:eastAsia="Times New Roman" w:hAnsi="Courier New" w:cs="Courier New"/>
+          <w:sz w:val="20"/>
+          <w:szCs w:val="20"/>
+          <w:lang w:val="en-US" w:eastAsia="ru-RU"/>
+        </w:rPr>
+        <w:t>Healy,ou</w:t>
+      </w:r>
+      <w:proofErr w:type="spellEnd"/>
+      <w:proofErr w:type="gramEnd"/>
+      <w:r>
+        <w:rPr>
+          <w:rFonts w:ascii="Courier New" w:eastAsia="Times New Roman" w:hAnsi="Courier New" w:cs="Courier New"/>
+          <w:sz w:val="20"/>
+          <w:szCs w:val="20"/>
+          <w:lang w:val="en-US" w:eastAsia="ru-RU"/>
+        </w:rPr>
+        <w:t>=Managers,</w:t>
       </w:r>
     </w:p>
     <w:p>
@@ -1494,7 +1808,29 @@
           <w:szCs w:val="20"/>
           <w:lang w:val="en-US" w:eastAsia="ru-RU"/>
         </w:rPr>
-        <w:t>dc=adatum,dc=com" -dept IT</w:t>
+        <w:t>dc=</w:t>
+      </w:r>
+      <w:proofErr w:type="spellStart"/>
+      <w:proofErr w:type="gramStart"/>
+      <w:r>
+        <w:rPr>
+          <w:rFonts w:ascii="Courier New" w:eastAsia="Times New Roman" w:hAnsi="Courier New" w:cs="Courier New"/>
+          <w:sz w:val="20"/>
+          <w:szCs w:val="20"/>
+          <w:lang w:val="en-US" w:eastAsia="ru-RU"/>
+        </w:rPr>
+        <w:t>adatum,dc</w:t>
+      </w:r>
+      <w:proofErr w:type="spellEnd"/>
+      <w:proofErr w:type="gramEnd"/>
+      <w:r>
+        <w:rPr>
+          <w:rFonts w:ascii="Courier New" w:eastAsia="Times New Roman" w:hAnsi="Courier New" w:cs="Courier New"/>
+          <w:sz w:val="20"/>
+          <w:szCs w:val="20"/>
+          <w:lang w:val="en-US" w:eastAsia="ru-RU"/>
+        </w:rPr>
+        <w:t>=com" -dept IT</w:t>
       </w:r>
     </w:p>
     <w:p>
@@ -1581,6 +1917,7 @@
         </w:rPr>
         <w:tab/>
       </w:r>
+      <w:proofErr w:type="spellStart"/>
       <w:r>
         <w:rPr>
           <w:rFonts w:ascii="Courier New" w:eastAsia="Times New Roman" w:hAnsi="Courier New" w:cs="Courier New"/>
@@ -1588,7 +1925,59 @@
           <w:szCs w:val="20"/>
           <w:lang w:val="en-US" w:eastAsia="ru-RU"/>
         </w:rPr>
-        <w:t>Dsget user "cn=Joe Healy,ou=Managers,</w:t>
+        <w:t>Dsget</w:t>
+      </w:r>
+      <w:proofErr w:type="spellEnd"/>
+      <w:r>
+        <w:rPr>
+          <w:rFonts w:ascii="Courier New" w:eastAsia="Times New Roman" w:hAnsi="Courier New" w:cs="Courier New"/>
+          <w:sz w:val="20"/>
+          <w:szCs w:val="20"/>
+          <w:lang w:val="en-US" w:eastAsia="ru-RU"/>
+        </w:rPr>
+        <w:t xml:space="preserve"> user "</w:t>
+      </w:r>
+      <w:proofErr w:type="spellStart"/>
+      <w:r>
+        <w:rPr>
+          <w:rFonts w:ascii="Courier New" w:eastAsia="Times New Roman" w:hAnsi="Courier New" w:cs="Courier New"/>
+          <w:sz w:val="20"/>
+          <w:szCs w:val="20"/>
+          <w:lang w:val="en-US" w:eastAsia="ru-RU"/>
+        </w:rPr>
+        <w:t>cn</w:t>
+      </w:r>
+      <w:proofErr w:type="spellEnd"/>
+      <w:r>
+        <w:rPr>
+          <w:rFonts w:ascii="Courier New" w:eastAsia="Times New Roman" w:hAnsi="Courier New" w:cs="Courier New"/>
+          <w:sz w:val="20"/>
+          <w:szCs w:val="20"/>
+          <w:lang w:val="en-US" w:eastAsia="ru-RU"/>
+        </w:rPr>
+        <w:t xml:space="preserve">=Joe </w:t>
+      </w:r>
+      <w:proofErr w:type="spellStart"/>
+      <w:proofErr w:type="gramStart"/>
+      <w:r>
+        <w:rPr>
+          <w:rFonts w:ascii="Courier New" w:eastAsia="Times New Roman" w:hAnsi="Courier New" w:cs="Courier New"/>
+          <w:sz w:val="20"/>
+          <w:szCs w:val="20"/>
+          <w:lang w:val="en-US" w:eastAsia="ru-RU"/>
+        </w:rPr>
+        <w:t>Healy,ou</w:t>
+      </w:r>
+      <w:proofErr w:type="spellEnd"/>
+      <w:proofErr w:type="gramEnd"/>
+      <w:r>
+        <w:rPr>
+          <w:rFonts w:ascii="Courier New" w:eastAsia="Times New Roman" w:hAnsi="Courier New" w:cs="Courier New"/>
+          <w:sz w:val="20"/>
+          <w:szCs w:val="20"/>
+          <w:lang w:val="en-US" w:eastAsia="ru-RU"/>
+        </w:rPr>
+        <w:t>=Managers,</w:t>
       </w:r>
     </w:p>
     <w:p>
@@ -1637,6 +2026,7 @@
         </w:rPr>
         <w:tab/>
       </w:r>
+      <w:proofErr w:type="spellStart"/>
       <w:r>
         <w:rPr>
           <w:rFonts w:ascii="Courier New" w:eastAsia="Times New Roman" w:hAnsi="Courier New" w:cs="Courier New"/>
@@ -1644,8 +2034,71 @@
           <w:szCs w:val="20"/>
           <w:lang w:eastAsia="ru-RU"/>
         </w:rPr>
-        <w:t>dc=adatum,dc=com" -email</w:t>
-      </w:r>
+        <w:t>dc</w:t>
+      </w:r>
+      <w:proofErr w:type="spellEnd"/>
+      <w:r>
+        <w:rPr>
+          <w:rFonts w:ascii="Courier New" w:eastAsia="Times New Roman" w:hAnsi="Courier New" w:cs="Courier New"/>
+          <w:sz w:val="20"/>
+          <w:szCs w:val="20"/>
+          <w:lang w:eastAsia="ru-RU"/>
+        </w:rPr>
+        <w:t>=</w:t>
+      </w:r>
+      <w:proofErr w:type="spellStart"/>
+      <w:proofErr w:type="gramStart"/>
+      <w:r>
+        <w:rPr>
+          <w:rFonts w:ascii="Courier New" w:eastAsia="Times New Roman" w:hAnsi="Courier New" w:cs="Courier New"/>
+          <w:sz w:val="20"/>
+          <w:szCs w:val="20"/>
+          <w:lang w:eastAsia="ru-RU"/>
+        </w:rPr>
+        <w:t>adatum,dc</w:t>
+      </w:r>
+      <w:proofErr w:type="spellEnd"/>
+      <w:proofErr w:type="gramEnd"/>
+      <w:r>
+        <w:rPr>
+          <w:rFonts w:ascii="Courier New" w:eastAsia="Times New Roman" w:hAnsi="Courier New" w:cs="Courier New"/>
+          <w:sz w:val="20"/>
+          <w:szCs w:val="20"/>
+          <w:lang w:eastAsia="ru-RU"/>
+        </w:rPr>
+        <w:t>=</w:t>
+      </w:r>
+      <w:proofErr w:type="spellStart"/>
+      <w:r>
+        <w:rPr>
+          <w:rFonts w:ascii="Courier New" w:eastAsia="Times New Roman" w:hAnsi="Courier New" w:cs="Courier New"/>
+          <w:sz w:val="20"/>
+          <w:szCs w:val="20"/>
+          <w:lang w:eastAsia="ru-RU"/>
+        </w:rPr>
+        <w:t>com</w:t>
+      </w:r>
+      <w:proofErr w:type="spellEnd"/>
+      <w:r>
+        <w:rPr>
+          <w:rFonts w:ascii="Courier New" w:eastAsia="Times New Roman" w:hAnsi="Courier New" w:cs="Courier New"/>
+          <w:sz w:val="20"/>
+          <w:szCs w:val="20"/>
+          <w:lang w:eastAsia="ru-RU"/>
+        </w:rPr>
+        <w:t>" -</w:t>
+      </w:r>
+      <w:proofErr w:type="spellStart"/>
+      <w:r>
+        <w:rPr>
+          <w:rFonts w:ascii="Courier New" w:eastAsia="Times New Roman" w:hAnsi="Courier New" w:cs="Courier New"/>
+          <w:sz w:val="20"/>
+          <w:szCs w:val="20"/>
+          <w:lang w:eastAsia="ru-RU"/>
+        </w:rPr>
+        <w:t>email</w:t>
+      </w:r>
+      <w:proofErr w:type="spellEnd"/>
     </w:p>
     <w:p>
       <w:pPr>
@@ -1731,6 +2184,7 @@
         </w:rPr>
         <w:tab/>
       </w:r>
+      <w:proofErr w:type="spellStart"/>
       <w:r>
         <w:rPr>
           <w:rFonts w:ascii="Courier New" w:eastAsia="Times New Roman" w:hAnsi="Courier New" w:cs="Courier New"/>
@@ -1738,7 +2192,103 @@
           <w:szCs w:val="20"/>
           <w:lang w:val="en-US" w:eastAsia="ru-RU"/>
         </w:rPr>
-        <w:t>Dsrm "cn=Joe Healy,ou=Managers,dc=adatum,dc=com"</w:t>
+        <w:t>Dsrm</w:t>
+      </w:r>
+      <w:proofErr w:type="spellEnd"/>
+      <w:r>
+        <w:rPr>
+          <w:rFonts w:ascii="Courier New" w:eastAsia="Times New Roman" w:hAnsi="Courier New" w:cs="Courier New"/>
+          <w:sz w:val="20"/>
+          <w:szCs w:val="20"/>
+          <w:lang w:val="en-US" w:eastAsia="ru-RU"/>
+        </w:rPr>
+        <w:t xml:space="preserve"> "</w:t>
+      </w:r>
+      <w:proofErr w:type="spellStart"/>
+      <w:r>
+        <w:rPr>
+          <w:rFonts w:ascii="Courier New" w:eastAsia="Times New Roman" w:hAnsi="Courier New" w:cs="Courier New"/>
+          <w:sz w:val="20"/>
+          <w:szCs w:val="20"/>
+          <w:lang w:val="en-US" w:eastAsia="ru-RU"/>
+        </w:rPr>
+        <w:t>cn</w:t>
+      </w:r>
+      <w:proofErr w:type="spellEnd"/>
+      <w:r>
+        <w:rPr>
+          <w:rFonts w:ascii="Courier New" w:eastAsia="Times New Roman" w:hAnsi="Courier New" w:cs="Courier New"/>
+          <w:sz w:val="20"/>
+          <w:szCs w:val="20"/>
+          <w:lang w:val="en-US" w:eastAsia="ru-RU"/>
+        </w:rPr>
+        <w:t xml:space="preserve">=Joe </w:t>
+      </w:r>
+      <w:proofErr w:type="spellStart"/>
+      <w:proofErr w:type="gramStart"/>
+      <w:r>
+        <w:rPr>
+          <w:rFonts w:ascii="Courier New" w:eastAsia="Times New Roman" w:hAnsi="Courier New" w:cs="Courier New"/>
+          <w:sz w:val="20"/>
+          <w:szCs w:val="20"/>
+          <w:lang w:val="en-US" w:eastAsia="ru-RU"/>
+        </w:rPr>
+        <w:t>Healy,ou</w:t>
+      </w:r>
+      <w:proofErr w:type="spellEnd"/>
+      <w:proofErr w:type="gramEnd"/>
+      <w:r>
+        <w:rPr>
+          <w:rFonts w:ascii="Courier New" w:eastAsia="Times New Roman" w:hAnsi="Courier New" w:cs="Courier New"/>
+          <w:sz w:val="20"/>
+          <w:szCs w:val="20"/>
+          <w:lang w:val="en-US" w:eastAsia="ru-RU"/>
+        </w:rPr>
+        <w:t>=</w:t>
+      </w:r>
+      <w:proofErr w:type="spellStart"/>
+      <w:proofErr w:type="gramStart"/>
+      <w:r>
+        <w:rPr>
+          <w:rFonts w:ascii="Courier New" w:eastAsia="Times New Roman" w:hAnsi="Courier New" w:cs="Courier New"/>
+          <w:sz w:val="20"/>
+          <w:szCs w:val="20"/>
+          <w:lang w:val="en-US" w:eastAsia="ru-RU"/>
+        </w:rPr>
+        <w:t>Managers,dc</w:t>
+      </w:r>
+      <w:proofErr w:type="spellEnd"/>
+      <w:proofErr w:type="gramEnd"/>
+      <w:r>
+        <w:rPr>
+          <w:rFonts w:ascii="Courier New" w:eastAsia="Times New Roman" w:hAnsi="Courier New" w:cs="Courier New"/>
+          <w:sz w:val="20"/>
+          <w:szCs w:val="20"/>
+          <w:lang w:val="en-US" w:eastAsia="ru-RU"/>
+        </w:rPr>
+        <w:t>=</w:t>
+      </w:r>
+      <w:proofErr w:type="spellStart"/>
+      <w:proofErr w:type="gramStart"/>
+      <w:r>
+        <w:rPr>
+          <w:rFonts w:ascii="Courier New" w:eastAsia="Times New Roman" w:hAnsi="Courier New" w:cs="Courier New"/>
+          <w:sz w:val="20"/>
+          <w:szCs w:val="20"/>
+          <w:lang w:val="en-US" w:eastAsia="ru-RU"/>
+        </w:rPr>
+        <w:t>adatum,dc</w:t>
+      </w:r>
+      <w:proofErr w:type="spellEnd"/>
+      <w:proofErr w:type="gramEnd"/>
+      <w:r>
+        <w:rPr>
+          <w:rFonts w:ascii="Courier New" w:eastAsia="Times New Roman" w:hAnsi="Courier New" w:cs="Courier New"/>
+          <w:sz w:val="20"/>
+          <w:szCs w:val="20"/>
+          <w:lang w:val="en-US" w:eastAsia="ru-RU"/>
+        </w:rPr>
+        <w:t>=com"</w:t>
       </w:r>
     </w:p>
     <w:p>
@@ -1825,6 +2375,7 @@
         </w:rPr>
         <w:tab/>
       </w:r>
+      <w:proofErr w:type="spellStart"/>
       <w:r>
         <w:rPr>
           <w:rFonts w:ascii="Courier New" w:eastAsia="Times New Roman" w:hAnsi="Courier New" w:cs="Courier New"/>
@@ -1832,7 +2383,103 @@
           <w:szCs w:val="20"/>
           <w:lang w:val="en-US" w:eastAsia="ru-RU"/>
         </w:rPr>
-        <w:t>Dsadd user "cn=Joe Healy,ou=Managers,dc=adatum,dc=com"</w:t>
+        <w:t>Dsadd</w:t>
+      </w:r>
+      <w:proofErr w:type="spellEnd"/>
+      <w:r>
+        <w:rPr>
+          <w:rFonts w:ascii="Courier New" w:eastAsia="Times New Roman" w:hAnsi="Courier New" w:cs="Courier New"/>
+          <w:sz w:val="20"/>
+          <w:szCs w:val="20"/>
+          <w:lang w:val="en-US" w:eastAsia="ru-RU"/>
+        </w:rPr>
+        <w:t xml:space="preserve"> user "</w:t>
+      </w:r>
+      <w:proofErr w:type="spellStart"/>
+      <w:r>
+        <w:rPr>
+          <w:rFonts w:ascii="Courier New" w:eastAsia="Times New Roman" w:hAnsi="Courier New" w:cs="Courier New"/>
+          <w:sz w:val="20"/>
+          <w:szCs w:val="20"/>
+          <w:lang w:val="en-US" w:eastAsia="ru-RU"/>
+        </w:rPr>
+        <w:t>cn</w:t>
+      </w:r>
+      <w:proofErr w:type="spellEnd"/>
+      <w:r>
+        <w:rPr>
+          <w:rFonts w:ascii="Courier New" w:eastAsia="Times New Roman" w:hAnsi="Courier New" w:cs="Courier New"/>
+          <w:sz w:val="20"/>
+          <w:szCs w:val="20"/>
+          <w:lang w:val="en-US" w:eastAsia="ru-RU"/>
+        </w:rPr>
+        <w:t xml:space="preserve">=Joe </w:t>
+      </w:r>
+      <w:proofErr w:type="spellStart"/>
+      <w:proofErr w:type="gramStart"/>
+      <w:r>
+        <w:rPr>
+          <w:rFonts w:ascii="Courier New" w:eastAsia="Times New Roman" w:hAnsi="Courier New" w:cs="Courier New"/>
+          <w:sz w:val="20"/>
+          <w:szCs w:val="20"/>
+          <w:lang w:val="en-US" w:eastAsia="ru-RU"/>
+        </w:rPr>
+        <w:t>Healy,ou</w:t>
+      </w:r>
+      <w:proofErr w:type="spellEnd"/>
+      <w:proofErr w:type="gramEnd"/>
+      <w:r>
+        <w:rPr>
+          <w:rFonts w:ascii="Courier New" w:eastAsia="Times New Roman" w:hAnsi="Courier New" w:cs="Courier New"/>
+          <w:sz w:val="20"/>
+          <w:szCs w:val="20"/>
+          <w:lang w:val="en-US" w:eastAsia="ru-RU"/>
+        </w:rPr>
+        <w:t>=</w:t>
+      </w:r>
+      <w:proofErr w:type="spellStart"/>
+      <w:proofErr w:type="gramStart"/>
+      <w:r>
+        <w:rPr>
+          <w:rFonts w:ascii="Courier New" w:eastAsia="Times New Roman" w:hAnsi="Courier New" w:cs="Courier New"/>
+          <w:sz w:val="20"/>
+          <w:szCs w:val="20"/>
+          <w:lang w:val="en-US" w:eastAsia="ru-RU"/>
+        </w:rPr>
+        <w:t>Managers,dc</w:t>
+      </w:r>
+      <w:proofErr w:type="spellEnd"/>
+      <w:proofErr w:type="gramEnd"/>
+      <w:r>
+        <w:rPr>
+          <w:rFonts w:ascii="Courier New" w:eastAsia="Times New Roman" w:hAnsi="Courier New" w:cs="Courier New"/>
+          <w:sz w:val="20"/>
+          <w:szCs w:val="20"/>
+          <w:lang w:val="en-US" w:eastAsia="ru-RU"/>
+        </w:rPr>
+        <w:t>=</w:t>
+      </w:r>
+      <w:proofErr w:type="spellStart"/>
+      <w:proofErr w:type="gramStart"/>
+      <w:r>
+        <w:rPr>
+          <w:rFonts w:ascii="Courier New" w:eastAsia="Times New Roman" w:hAnsi="Courier New" w:cs="Courier New"/>
+          <w:sz w:val="20"/>
+          <w:szCs w:val="20"/>
+          <w:lang w:val="en-US" w:eastAsia="ru-RU"/>
+        </w:rPr>
+        <w:t>adatum,dc</w:t>
+      </w:r>
+      <w:proofErr w:type="spellEnd"/>
+      <w:proofErr w:type="gramEnd"/>
+      <w:r>
+        <w:rPr>
+          <w:rFonts w:ascii="Courier New" w:eastAsia="Times New Roman" w:hAnsi="Courier New" w:cs="Courier New"/>
+          <w:sz w:val="20"/>
+          <w:szCs w:val="20"/>
+          <w:lang w:val="en-US" w:eastAsia="ru-RU"/>
+        </w:rPr>
+        <w:t>=com"</w:t>
       </w:r>
     </w:p>
     <w:p>
@@ -1980,6 +2627,7 @@
         </w:rPr>
         <w:t xml:space="preserve">В реальном мире используется </w:t>
       </w:r>
+      <w:proofErr w:type="spellStart"/>
       <w:r>
         <w:rPr>
           <w:b/>
@@ -1987,6 +2635,7 @@
         </w:rPr>
         <w:t>PowerShell</w:t>
       </w:r>
+      <w:proofErr w:type="spellEnd"/>
       <w:r>
         <w:rPr>
           <w:b/>
@@ -2008,7 +2657,23 @@
           <w:b/>
           <w:bCs/>
         </w:rPr>
-        <w:t>Урок 2: Использование Windows PowerShell для администрирования AD DS</w:t>
+        <w:t xml:space="preserve">Урок 2: Использование Windows </w:t>
+      </w:r>
+      <w:proofErr w:type="spellStart"/>
+      <w:r>
+        <w:rPr>
+          <w:b/>
+          <w:bCs/>
+        </w:rPr>
+        <w:t>PowerShell</w:t>
+      </w:r>
+      <w:proofErr w:type="spellEnd"/>
+      <w:r>
+        <w:rPr>
+          <w:b/>
+          <w:bCs/>
+        </w:rPr>
+        <w:t xml:space="preserve"> для администрирования AD DS</w:t>
       </w:r>
     </w:p>
     <w:p>
@@ -2020,7 +2685,15 @@
         </w:numPr>
       </w:pPr>
       <w:r>
-        <w:t>Использование командлетов Windows PowerShell для управления учетными записями пользователей</w:t>
+        <w:t xml:space="preserve">Использование командлетов Windows </w:t>
+      </w:r>
+      <w:proofErr w:type="spellStart"/>
+      <w:r>
+        <w:t>PowerShell</w:t>
+      </w:r>
+      <w:proofErr w:type="spellEnd"/>
+      <w:r>
+        <w:t xml:space="preserve"> для управления учетными записями пользователей</w:t>
       </w:r>
     </w:p>
     <w:p>
@@ -2032,7 +2705,15 @@
         </w:numPr>
       </w:pPr>
       <w:r>
-        <w:t>Использование командлетов Windows PowerShell для управления группами</w:t>
+        <w:t xml:space="preserve">Использование командлетов Windows </w:t>
+      </w:r>
+      <w:proofErr w:type="spellStart"/>
+      <w:r>
+        <w:t>PowerShell</w:t>
+      </w:r>
+      <w:proofErr w:type="spellEnd"/>
+      <w:r>
+        <w:t xml:space="preserve"> для управления группами</w:t>
       </w:r>
     </w:p>
     <w:p>
@@ -2044,7 +2725,15 @@
         </w:numPr>
       </w:pPr>
       <w:r>
-        <w:t>Использование командлетов Windows PowerShell для управления учетными записями компьютеров</w:t>
+        <w:t xml:space="preserve">Использование командлетов Windows </w:t>
+      </w:r>
+      <w:proofErr w:type="spellStart"/>
+      <w:r>
+        <w:t>PowerShell</w:t>
+      </w:r>
+      <w:proofErr w:type="spellEnd"/>
+      <w:r>
+        <w:t xml:space="preserve"> для управления учетными записями компьютеров</w:t>
       </w:r>
     </w:p>
     <w:p>
@@ -2056,7 +2745,15 @@
         </w:numPr>
       </w:pPr>
       <w:r>
-        <w:t>Использование командлетов Windows PowerShell для управления подразделениями (OU)</w:t>
+        <w:t xml:space="preserve">Использование командлетов Windows </w:t>
+      </w:r>
+      <w:proofErr w:type="spellStart"/>
+      <w:r>
+        <w:t>PowerShell</w:t>
+      </w:r>
+      <w:proofErr w:type="spellEnd"/>
+      <w:r>
+        <w:t xml:space="preserve"> для управления подразделениями (OU)</w:t>
       </w:r>
     </w:p>
     <w:p>
@@ -2152,7 +2849,23 @@
           <w:b/>
           <w:bCs/>
         </w:rPr>
-        <w:t>Использование командлетов Windows PowerShell для управления учетными записями пользователей</w:t>
+        <w:t xml:space="preserve">Использование командлетов Windows </w:t>
+      </w:r>
+      <w:proofErr w:type="spellStart"/>
+      <w:r>
+        <w:rPr>
+          <w:b/>
+          <w:bCs/>
+        </w:rPr>
+        <w:t>PowerShell</w:t>
+      </w:r>
+      <w:proofErr w:type="spellEnd"/>
+      <w:r>
+        <w:rPr>
+          <w:b/>
+          <w:bCs/>
+        </w:rPr>
+        <w:t xml:space="preserve"> для управления учетными записями пользователей</w:t>
       </w:r>
     </w:p>
     <w:p>
@@ -2229,8 +2942,13 @@
               </w:rPr>
             </w:pPr>
             <w:r>
-              <w:t>New-ADUser</w:t>
-            </w:r>
+              <w:t>New-</w:t>
+            </w:r>
+            <w:proofErr w:type="spellStart"/>
+            <w:r>
+              <w:t>ADUser</w:t>
+            </w:r>
+            <w:proofErr w:type="spellEnd"/>
           </w:p>
         </w:tc>
         <w:tc>
@@ -2253,6 +2971,7 @@
               </w:rPr>
               <w:t>-</w:t>
             </w:r>
+            <w:proofErr w:type="spellStart"/>
             <w:r>
               <w:rPr>
                 <w:b/>
@@ -2261,6 +2980,7 @@
               </w:rPr>
               <w:t>AccountPassword</w:t>
             </w:r>
+            <w:proofErr w:type="spellEnd"/>
             <w:r>
               <w:rPr>
                 <w:b/>
@@ -2288,6 +3008,7 @@
               </w:rPr>
               <w:t xml:space="preserve"> </w:t>
             </w:r>
+            <w:proofErr w:type="spellStart"/>
             <w:r>
               <w:rPr>
                 <w:b/>
@@ -2296,6 +3017,7 @@
               </w:rPr>
               <w:t>SecureString</w:t>
             </w:r>
+            <w:proofErr w:type="spellEnd"/>
           </w:p>
         </w:tc>
       </w:tr>
@@ -2311,9 +3033,11 @@
                 <w:bCs/>
               </w:rPr>
             </w:pPr>
+            <w:proofErr w:type="spellStart"/>
             <w:r>
               <w:t>Set-ADUser</w:t>
             </w:r>
+            <w:proofErr w:type="spellEnd"/>
           </w:p>
         </w:tc>
         <w:tc>
@@ -2345,9 +3069,11 @@
                 <w:bCs/>
               </w:rPr>
             </w:pPr>
+            <w:proofErr w:type="spellStart"/>
             <w:r>
               <w:t>Remove-ADUser</w:t>
             </w:r>
+            <w:proofErr w:type="spellEnd"/>
           </w:p>
         </w:tc>
         <w:tc>
@@ -2374,8 +3100,13 @@
           </w:tcPr>
           <w:p>
             <w:r>
-              <w:t>Get-ADUser</w:t>
-            </w:r>
+              <w:t>Get-</w:t>
+            </w:r>
+            <w:proofErr w:type="spellStart"/>
+            <w:r>
+              <w:t>ADUser</w:t>
+            </w:r>
+            <w:proofErr w:type="spellEnd"/>
           </w:p>
         </w:tc>
         <w:tc>
@@ -2415,12 +3146,14 @@
             <w:r>
               <w:t>-</w:t>
             </w:r>
+            <w:proofErr w:type="spellStart"/>
             <w:r>
               <w:rPr>
                 <w:lang w:val="en-US"/>
               </w:rPr>
               <w:t>ADUser</w:t>
             </w:r>
+            <w:proofErr w:type="spellEnd"/>
             <w:r>
               <w:t xml:space="preserve"> -</w:t>
             </w:r>
@@ -2433,6 +3166,8 @@
             <w:r>
               <w:t xml:space="preserve"> *</w:t>
             </w:r>
+          </w:p>
+          <w:p>
             <w:r>
               <w:br/>
             </w:r>
@@ -2445,8 +3180,13 @@
             </w:r>
           </w:p>
           <w:p>
-            <w:r>
-              <w:t>get-aduser Администратор</w:t>
+            <w:proofErr w:type="spellStart"/>
+            <w:r>
+              <w:t>get-aduser</w:t>
+            </w:r>
+            <w:proofErr w:type="spellEnd"/>
+            <w:r>
+              <w:t xml:space="preserve"> Администратор</w:t>
             </w:r>
           </w:p>
           <w:p>
@@ -2472,18 +3212,16 @@
             </w:r>
           </w:p>
           <w:p>
-            <w:r>
-              <w:t>get-aduser Администратор -Properties *</w:t>
+            <w:proofErr w:type="spellStart"/>
+            <w:r>
+              <w:t>get-aduser</w:t>
+            </w:r>
+            <w:proofErr w:type="spellEnd"/>
+            <w:r>
+              <w:t xml:space="preserve"> Администратор -Properties *</w:t>
             </w:r>
           </w:p>
           <w:p/>
-        </w:tc>
-      </w:tr>
-      <w:tr>
-        <w:tc>
-          <w:tcPr>
-            <w:tcW w:w="3256" w:type="dxa"/>
-          </w:tcPr>
           <w:p>
             <w:pPr>
               <w:rPr>
@@ -2492,14 +3230,43 @@
               </w:rPr>
             </w:pPr>
             <w:r>
-              <w:t>Set-ADAccountPassword</w:t>
-            </w:r>
+              <w:rPr>
+                <w:b/>
+                <w:bCs/>
+              </w:rPr>
+              <w:t>-</w:t>
+            </w:r>
+            <w:proofErr w:type="spellStart"/>
+            <w:r>
+              <w:rPr>
+                <w:b/>
+                <w:bCs/>
+              </w:rPr>
+              <w:t>SearchBase</w:t>
+            </w:r>
+            <w:proofErr w:type="spellEnd"/>
           </w:p>
-        </w:tc>
-        <w:tc>
-          <w:tcPr>
-            <w:tcW w:w="6088" w:type="dxa"/>
-          </w:tcPr>
+          <w:p>
+            <w:r>
+              <w:t>Поиск</w:t>
+            </w:r>
+            <w:r>
+              <w:t xml:space="preserve"> пользователей</w:t>
+            </w:r>
+            <w:r>
+              <w:t xml:space="preserve"> не во всем домене, а</w:t>
+            </w:r>
+            <w:r>
+              <w:t xml:space="preserve"> в определённой </w:t>
+            </w:r>
+            <w:r>
+              <w:rPr>
+                <w:lang w:val="en-US"/>
+              </w:rPr>
+              <w:t>OU</w:t>
+            </w:r>
+          </w:p>
+          <w:p/>
           <w:p>
             <w:pPr>
               <w:rPr>
@@ -2508,45 +3275,262 @@
               </w:rPr>
             </w:pPr>
             <w:r>
-              <w:t>Сбрасывает пароль учетной записи пользователя</w:t>
-            </w:r>
-            <w:r>
-              <w:t xml:space="preserve">. На вход принимает только </w:t>
-            </w:r>
-            <w:r>
-              <w:t>значение</w:t>
-            </w:r>
-            <w:r>
               <w:rPr>
                 <w:b/>
                 <w:bCs/>
               </w:rPr>
-              <w:t xml:space="preserve"> </w:t>
-            </w:r>
-            <w:r>
-              <w:t>типа</w:t>
-            </w:r>
+              <w:t>-</w:t>
+            </w:r>
+            <w:proofErr w:type="spellStart"/>
             <w:r>
               <w:rPr>
                 <w:b/>
                 <w:bCs/>
               </w:rPr>
-              <w:t xml:space="preserve"> </w:t>
-            </w:r>
-            <w:r>
+              <w:t>SearchScope</w:t>
+            </w:r>
+            <w:proofErr w:type="spellEnd"/>
+          </w:p>
+          <w:p>
+            <w:r>
+              <w:t>параметр,</w:t>
+            </w:r>
+            <w:r>
+              <w:t xml:space="preserve"> который определяет глубину поиска относительно точки старта</w:t>
+            </w:r>
+          </w:p>
+          <w:p/>
+          <w:p>
+            <w:pPr>
               <w:rPr>
-                <w:b/>
-                <w:bCs/>
                 <w:lang w:val="en-US"/>
               </w:rPr>
-              <w:t>SecureString</w:t>
-            </w:r>
-            <w:r>
+            </w:pPr>
+            <w:r>
+              <w:rPr>
+                <w:lang w:val="en-US"/>
+              </w:rPr>
+              <w:t>Get-</w:t>
+            </w:r>
+            <w:proofErr w:type="spellStart"/>
+            <w:r>
+              <w:rPr>
+                <w:lang w:val="en-US"/>
+              </w:rPr>
+              <w:t>ADUser</w:t>
+            </w:r>
+            <w:proofErr w:type="spellEnd"/>
+            <w:r>
+              <w:rPr>
+                <w:lang w:val="en-US"/>
+              </w:rPr>
+              <w:t xml:space="preserve"> -Filter * -</w:t>
+            </w:r>
+            <w:proofErr w:type="spellStart"/>
+            <w:r>
+              <w:rPr>
+                <w:lang w:val="en-US"/>
+              </w:rPr>
+              <w:t>SearchBase</w:t>
+            </w:r>
+            <w:proofErr w:type="spellEnd"/>
+            <w:r>
+              <w:rPr>
+                <w:lang w:val="en-US"/>
+              </w:rPr>
+              <w:t xml:space="preserve"> "</w:t>
+            </w:r>
+            <w:proofErr w:type="spellStart"/>
+            <w:r>
+              <w:rPr>
+                <w:lang w:val="en-US"/>
+              </w:rPr>
+              <w:t>ou</w:t>
+            </w:r>
+            <w:proofErr w:type="spellEnd"/>
+            <w:r>
+              <w:rPr>
+                <w:lang w:val="en-US"/>
+              </w:rPr>
+              <w:t>=</w:t>
+            </w:r>
+            <w:proofErr w:type="spellStart"/>
+            <w:proofErr w:type="gramStart"/>
+            <w:r>
+              <w:rPr>
+                <w:lang w:val="en-US"/>
+              </w:rPr>
+              <w:t>Marketing,dc</w:t>
+            </w:r>
+            <w:proofErr w:type="spellEnd"/>
+            <w:proofErr w:type="gramEnd"/>
+            <w:r>
+              <w:rPr>
+                <w:lang w:val="en-US"/>
+              </w:rPr>
+              <w:t>=</w:t>
+            </w:r>
+            <w:proofErr w:type="spellStart"/>
+            <w:proofErr w:type="gramStart"/>
+            <w:r>
+              <w:rPr>
+                <w:lang w:val="en-US"/>
+              </w:rPr>
+              <w:t>adatum,dc</w:t>
+            </w:r>
+            <w:proofErr w:type="spellEnd"/>
+            <w:proofErr w:type="gramEnd"/>
+            <w:r>
+              <w:rPr>
+                <w:lang w:val="en-US"/>
+              </w:rPr>
+              <w:t>=com" -</w:t>
+            </w:r>
+            <w:proofErr w:type="spellStart"/>
+            <w:r>
+              <w:rPr>
+                <w:lang w:val="en-US"/>
+              </w:rPr>
+              <w:t>SearchScope</w:t>
+            </w:r>
+            <w:proofErr w:type="spellEnd"/>
+            <w:r>
+              <w:rPr>
+                <w:lang w:val="en-US"/>
+              </w:rPr>
+              <w:t xml:space="preserve"> Subtree</w:t>
+            </w:r>
+          </w:p>
+          <w:p/>
+          <w:p/>
+          <w:p>
+            <w:pPr>
               <w:rPr>
                 <w:b/>
                 <w:bCs/>
               </w:rPr>
-              <w:t>.</w:t>
+            </w:pPr>
+            <w:r>
+              <w:rPr>
+                <w:b/>
+                <w:bCs/>
+              </w:rPr>
+              <w:t>Отображение всех учётных записей пользователей с датой последнего входа ранее определённой даты:</w:t>
+            </w:r>
+          </w:p>
+          <w:p>
+            <w:pPr>
+              <w:rPr>
+                <w:lang w:val="en-US"/>
+              </w:rPr>
+            </w:pPr>
+            <w:r>
+              <w:rPr>
+                <w:lang w:val="en-US"/>
+              </w:rPr>
+              <w:t>Get-</w:t>
+            </w:r>
+            <w:proofErr w:type="spellStart"/>
+            <w:r>
+              <w:rPr>
+                <w:lang w:val="en-US"/>
+              </w:rPr>
+              <w:t>ADUser</w:t>
+            </w:r>
+            <w:proofErr w:type="spellEnd"/>
+            <w:r>
+              <w:rPr>
+                <w:lang w:val="en-US"/>
+              </w:rPr>
+              <w:t xml:space="preserve"> -Filter {</w:t>
+            </w:r>
+            <w:proofErr w:type="spellStart"/>
+            <w:r>
+              <w:rPr>
+                <w:lang w:val="en-US"/>
+              </w:rPr>
+              <w:t>lastlogondate</w:t>
+            </w:r>
+            <w:proofErr w:type="spellEnd"/>
+            <w:r>
+              <w:rPr>
+                <w:lang w:val="en-US"/>
+              </w:rPr>
+              <w:t xml:space="preserve"> -</w:t>
+            </w:r>
+            <w:proofErr w:type="spellStart"/>
+            <w:r>
+              <w:rPr>
+                <w:lang w:val="en-US"/>
+              </w:rPr>
+              <w:t>lt</w:t>
+            </w:r>
+            <w:proofErr w:type="spellEnd"/>
+            <w:r>
+              <w:rPr>
+                <w:lang w:val="en-US"/>
+              </w:rPr>
+              <w:t xml:space="preserve"> "January 1, 2012"}</w:t>
+            </w:r>
+          </w:p>
+          <w:p/>
+          <w:p>
+            <w:r>
+              <w:rPr>
+                <w:b/>
+                <w:bCs/>
+              </w:rPr>
+              <w:t>Отображение всех учётных записей пользователей из отдела Marketing, у которых дата последнего входа ранее определённой даты:</w:t>
+            </w:r>
+          </w:p>
+          <w:p>
+            <w:r>
+              <w:rPr>
+                <w:lang w:val="en-US"/>
+              </w:rPr>
+              <w:t>Get-</w:t>
+            </w:r>
+            <w:proofErr w:type="spellStart"/>
+            <w:r>
+              <w:rPr>
+                <w:lang w:val="en-US"/>
+              </w:rPr>
+              <w:t>ADUser</w:t>
+            </w:r>
+            <w:proofErr w:type="spellEnd"/>
+            <w:r>
+              <w:rPr>
+                <w:lang w:val="en-US"/>
+              </w:rPr>
+              <w:t xml:space="preserve"> -Filter {(</w:t>
+            </w:r>
+            <w:proofErr w:type="spellStart"/>
+            <w:r>
+              <w:rPr>
+                <w:lang w:val="en-US"/>
+              </w:rPr>
+              <w:t>lastlogondate</w:t>
+            </w:r>
+            <w:proofErr w:type="spellEnd"/>
+            <w:r>
+              <w:rPr>
+                <w:lang w:val="en-US"/>
+              </w:rPr>
+              <w:t xml:space="preserve"> -</w:t>
+            </w:r>
+            <w:proofErr w:type="spellStart"/>
+            <w:r>
+              <w:rPr>
+                <w:lang w:val="en-US"/>
+              </w:rPr>
+              <w:t>lt</w:t>
+            </w:r>
+            <w:proofErr w:type="spellEnd"/>
+            <w:r>
+              <w:rPr>
+                <w:lang w:val="en-US"/>
+              </w:rPr>
+              <w:t xml:space="preserve"> "January 1, 2012") -and (department -eq "Marketing")}</w:t>
             </w:r>
           </w:p>
         </w:tc>
@@ -2563,9 +3547,12 @@
                 <w:bCs/>
               </w:rPr>
             </w:pPr>
-            <w:r>
-              <w:t>Set-ADAccountExpiration</w:t>
-            </w:r>
+            <w:proofErr w:type="spellStart"/>
+            <w:r>
+              <w:lastRenderedPageBreak/>
+              <w:t>Set-ADAccountPassword</w:t>
+            </w:r>
+            <w:proofErr w:type="spellEnd"/>
           </w:p>
         </w:tc>
         <w:tc>
@@ -2580,7 +3567,47 @@
               </w:rPr>
             </w:pPr>
             <w:r>
-              <w:t>Изменяет дату истечения срока действия учетной записи пользователя</w:t>
+              <w:t>Сбрасывает пароль учетной записи пользователя</w:t>
+            </w:r>
+            <w:r>
+              <w:t xml:space="preserve">. На вход принимает только </w:t>
+            </w:r>
+            <w:r>
+              <w:t>значение</w:t>
+            </w:r>
+            <w:r>
+              <w:rPr>
+                <w:b/>
+                <w:bCs/>
+              </w:rPr>
+              <w:t xml:space="preserve"> </w:t>
+            </w:r>
+            <w:r>
+              <w:t>типа</w:t>
+            </w:r>
+            <w:r>
+              <w:rPr>
+                <w:b/>
+                <w:bCs/>
+              </w:rPr>
+              <w:t xml:space="preserve"> </w:t>
+            </w:r>
+            <w:proofErr w:type="spellStart"/>
+            <w:r>
+              <w:rPr>
+                <w:b/>
+                <w:bCs/>
+                <w:lang w:val="en-US"/>
+              </w:rPr>
+              <w:t>SecureString</w:t>
+            </w:r>
+            <w:proofErr w:type="spellEnd"/>
+            <w:r>
+              <w:rPr>
+                <w:b/>
+                <w:bCs/>
+              </w:rPr>
+              <w:t>.</w:t>
             </w:r>
           </w:p>
         </w:tc>
@@ -2597,9 +3624,11 @@
                 <w:bCs/>
               </w:rPr>
             </w:pPr>
-            <w:r>
-              <w:t>Unlock-ADAccount</w:t>
-            </w:r>
+            <w:proofErr w:type="spellStart"/>
+            <w:r>
+              <w:t>Set-ADAccountExpiration</w:t>
+            </w:r>
+            <w:proofErr w:type="spellEnd"/>
           </w:p>
         </w:tc>
         <w:tc>
@@ -2614,7 +3643,7 @@
               </w:rPr>
             </w:pPr>
             <w:r>
-              <w:t>Разблокирует учетную запись пользователя после ее блокировки из-за слишком большого количества неудачных попыток входа</w:t>
+              <w:t>Изменяет дату истечения срока действия учетной записи пользователя</w:t>
             </w:r>
           </w:p>
         </w:tc>
@@ -2631,15 +3660,16 @@
                 <w:bCs/>
               </w:rPr>
             </w:pPr>
-            <w:r>
-              <w:t>Enable-ADAccount</w:t>
-            </w:r>
+            <w:proofErr w:type="spellStart"/>
+            <w:r>
+              <w:t>Unlock-ADAccount</w:t>
+            </w:r>
+            <w:proofErr w:type="spellEnd"/>
           </w:p>
         </w:tc>
         <w:tc>
           <w:tcPr>
             <w:tcW w:w="6088" w:type="dxa"/>
-            <w:vAlign w:val="center"/>
           </w:tcPr>
           <w:p>
             <w:pPr>
@@ -2649,7 +3679,7 @@
               </w:rPr>
             </w:pPr>
             <w:r>
-              <w:t>Включает учетную запись пользователя</w:t>
+              <w:t>Разблокирует учетную запись пользователя после ее блокировки из-за слишком большого количества неудачных попыток входа</w:t>
             </w:r>
           </w:p>
         </w:tc>
@@ -2666,9 +3696,11 @@
                 <w:bCs/>
               </w:rPr>
             </w:pPr>
-            <w:r>
-              <w:t>Disable-ADAccount</w:t>
-            </w:r>
+            <w:proofErr w:type="spellStart"/>
+            <w:r>
+              <w:t>Enable-ADAccount</w:t>
+            </w:r>
+            <w:proofErr w:type="spellEnd"/>
           </w:p>
         </w:tc>
         <w:tc>
@@ -2684,6 +3716,43 @@
               </w:rPr>
             </w:pPr>
             <w:r>
+              <w:t>Включает учетную запись пользователя</w:t>
+            </w:r>
+          </w:p>
+        </w:tc>
+      </w:tr>
+      <w:tr>
+        <w:tc>
+          <w:tcPr>
+            <w:tcW w:w="3256" w:type="dxa"/>
+          </w:tcPr>
+          <w:p>
+            <w:pPr>
+              <w:rPr>
+                <w:b/>
+                <w:bCs/>
+              </w:rPr>
+            </w:pPr>
+            <w:proofErr w:type="spellStart"/>
+            <w:r>
+              <w:t>Disable-ADAccount</w:t>
+            </w:r>
+            <w:proofErr w:type="spellEnd"/>
+          </w:p>
+        </w:tc>
+        <w:tc>
+          <w:tcPr>
+            <w:tcW w:w="6088" w:type="dxa"/>
+            <w:vAlign w:val="center"/>
+          </w:tcPr>
+          <w:p>
+            <w:pPr>
+              <w:rPr>
+                <w:b/>
+                <w:bCs/>
+              </w:rPr>
+            </w:pPr>
+            <w:r>
               <w:t>Отключает учетную запись пользователя</w:t>
             </w:r>
           </w:p>
@@ -2697,7 +3766,6 @@
     </w:p>
     <w:p>
       <w:r>
-        <w:lastRenderedPageBreak/>
         <w:t xml:space="preserve">Все предыдущие инструменты не работали с паролем – мы не можем достаточно безопасно использовать текстовые документы, чтобы передать пароли пользователей в </w:t>
       </w:r>
       <w:r>
@@ -2727,6 +3795,7 @@
       <w:r>
         <w:t xml:space="preserve"> может. Он использует для этого специальный тип строки </w:t>
       </w:r>
+      <w:proofErr w:type="spellStart"/>
       <w:r>
         <w:rPr>
           <w:b/>
@@ -2735,6 +3804,7 @@
         </w:rPr>
         <w:t>SecureString</w:t>
       </w:r>
+      <w:proofErr w:type="spellEnd"/>
       <w:r>
         <w:rPr>
           <w:b/>
@@ -2768,7 +3838,79 @@
           <w:bCs/>
           <w:lang w:val="en-US"/>
         </w:rPr>
-        <w:t>New-ADUser "Sten Faerch" -AccountPassword (Read-Host -AsSecureString "</w:t>
+        <w:t>New-</w:t>
+      </w:r>
+      <w:proofErr w:type="spellStart"/>
+      <w:r>
+        <w:rPr>
+          <w:b/>
+          <w:bCs/>
+          <w:lang w:val="en-US"/>
+        </w:rPr>
+        <w:t>ADUser</w:t>
+      </w:r>
+      <w:proofErr w:type="spellEnd"/>
+      <w:r>
+        <w:rPr>
+          <w:b/>
+          <w:bCs/>
+          <w:lang w:val="en-US"/>
+        </w:rPr>
+        <w:t xml:space="preserve"> "Sten </w:t>
+      </w:r>
+      <w:proofErr w:type="spellStart"/>
+      <w:r>
+        <w:rPr>
+          <w:b/>
+          <w:bCs/>
+          <w:lang w:val="en-US"/>
+        </w:rPr>
+        <w:t>Faerch</w:t>
+      </w:r>
+      <w:proofErr w:type="spellEnd"/>
+      <w:r>
+        <w:rPr>
+          <w:b/>
+          <w:bCs/>
+          <w:lang w:val="en-US"/>
+        </w:rPr>
+        <w:t>" -</w:t>
+      </w:r>
+      <w:proofErr w:type="spellStart"/>
+      <w:r>
+        <w:rPr>
+          <w:b/>
+          <w:bCs/>
+          <w:lang w:val="en-US"/>
+        </w:rPr>
+        <w:t>AccountPassword</w:t>
+      </w:r>
+      <w:proofErr w:type="spellEnd"/>
+      <w:r>
+        <w:rPr>
+          <w:b/>
+          <w:bCs/>
+          <w:lang w:val="en-US"/>
+        </w:rPr>
+        <w:t xml:space="preserve"> (Read-Host -</w:t>
+      </w:r>
+      <w:proofErr w:type="spellStart"/>
+      <w:r>
+        <w:rPr>
+          <w:b/>
+          <w:bCs/>
+          <w:lang w:val="en-US"/>
+        </w:rPr>
+        <w:t>AsSecureString</w:t>
+      </w:r>
+      <w:proofErr w:type="spellEnd"/>
+      <w:r>
+        <w:rPr>
+          <w:b/>
+          <w:bCs/>
+          <w:lang w:val="en-US"/>
+        </w:rPr>
+        <w:t xml:space="preserve"> "</w:t>
       </w:r>
       <w:r>
         <w:rPr>
@@ -2853,6 +3995,7 @@
         </w:rPr>
         <w:t xml:space="preserve"> </w:t>
       </w:r>
+      <w:proofErr w:type="spellStart"/>
       <w:r>
         <w:rPr>
           <w:b/>
@@ -2861,6 +4004,7 @@
         </w:rPr>
         <w:t>Faerch</w:t>
       </w:r>
+      <w:proofErr w:type="spellEnd"/>
       <w:r>
         <w:rPr>
           <w:b/>
@@ -2910,6 +4054,7 @@
     </w:p>
     <w:p>
       <w:r>
+        <w:lastRenderedPageBreak/>
         <w:t>1</w:t>
       </w:r>
       <w:r>
@@ -2955,6 +4100,7 @@
         </w:rPr>
         <w:t xml:space="preserve"> -</w:t>
       </w:r>
+      <w:proofErr w:type="spellStart"/>
       <w:r>
         <w:rPr>
           <w:b/>
@@ -2963,6 +4109,7 @@
         </w:rPr>
         <w:t>AsSecureString</w:t>
       </w:r>
+      <w:proofErr w:type="spellEnd"/>
       <w:r>
         <w:rPr>
           <w:b/>
@@ -2983,12 +4130,14 @@
       <w:r>
         <w:t xml:space="preserve">клавиатуры строчку и хранит её в виде </w:t>
       </w:r>
+      <w:proofErr w:type="spellStart"/>
       <w:r>
         <w:rPr>
           <w:lang w:val="en-US"/>
         </w:rPr>
         <w:t>SecureString</w:t>
       </w:r>
+      <w:proofErr w:type="spellEnd"/>
     </w:p>
     <w:p/>
     <w:p>
@@ -3013,6 +4162,7 @@
         </w:rPr>
         <w:t>-</w:t>
       </w:r>
+      <w:proofErr w:type="spellStart"/>
       <w:r>
         <w:rPr>
           <w:b/>
@@ -3021,6 +4171,7 @@
         </w:rPr>
         <w:t>ADUser</w:t>
       </w:r>
+      <w:proofErr w:type="spellEnd"/>
       <w:r>
         <w:rPr>
           <w:b/>
@@ -3051,6 +4202,7 @@
         </w:rPr>
         <w:t>-</w:t>
       </w:r>
+      <w:proofErr w:type="spellStart"/>
       <w:r>
         <w:rPr>
           <w:b/>
@@ -3059,6 +4211,7 @@
         </w:rPr>
         <w:t>AccountPassword</w:t>
       </w:r>
+      <w:proofErr w:type="spellEnd"/>
       <w:r>
         <w:rPr>
           <w:b/>
@@ -3109,18 +4262,25 @@
       <w:r>
         <w:t xml:space="preserve">, потребуется хитрое действие – нужно будет отдельно считать пароль, отдельно сконвертировать пароль в </w:t>
       </w:r>
+      <w:proofErr w:type="spellStart"/>
       <w:r>
         <w:rPr>
           <w:lang w:val="en-US"/>
         </w:rPr>
         <w:t>SecureString</w:t>
       </w:r>
+      <w:proofErr w:type="spellEnd"/>
       <w:r>
         <w:t xml:space="preserve">, и после этого уже использовать командлеты типа </w:t>
       </w:r>
       <w:r>
-        <w:t>New-ADUser</w:t>
-      </w:r>
+        <w:t>New-</w:t>
+      </w:r>
+      <w:proofErr w:type="spellStart"/>
+      <w:r>
+        <w:t>ADUser</w:t>
+      </w:r>
+      <w:proofErr w:type="spellEnd"/>
       <w:r>
         <w:t>.</w:t>
       </w:r>
@@ -3160,8 +4320,18 @@
           <w:bCs/>
           <w:lang w:val="en-US"/>
         </w:rPr>
-        <w:t>Set-ADAccountPassword</w:t>
-      </w:r>
+        <w:t>Set-</w:t>
+      </w:r>
+      <w:proofErr w:type="spellStart"/>
+      <w:r>
+        <w:rPr>
+          <w:b/>
+          <w:bCs/>
+          <w:lang w:val="en-US"/>
+        </w:rPr>
+        <w:t>ADAccountPassword</w:t>
+      </w:r>
+      <w:proofErr w:type="spellEnd"/>
       <w:r>
         <w:rPr>
           <w:b/>
@@ -3176,108 +4346,141 @@
           <w:bCs/>
           <w:lang w:val="en-US"/>
         </w:rPr>
+        <w:t>Set-</w:t>
+      </w:r>
+      <w:proofErr w:type="spellStart"/>
+      <w:r>
+        <w:rPr>
+          <w:b/>
+          <w:bCs/>
+          <w:lang w:val="en-US"/>
+        </w:rPr>
+        <w:t>ADAccountExpiration</w:t>
+      </w:r>
+      <w:proofErr w:type="spellEnd"/>
+      <w:r>
+        <w:rPr>
+          <w:b/>
+          <w:bCs/>
+          <w:lang w:val="en-US"/>
+        </w:rPr>
+        <w:t xml:space="preserve"> </w:t>
+      </w:r>
+      <w:r>
+        <w:rPr>
+          <w:b/>
+          <w:bCs/>
+        </w:rPr>
+        <w:t>и</w:t>
+      </w:r>
+      <w:r>
+        <w:rPr>
+          <w:b/>
+          <w:bCs/>
+          <w:lang w:val="en-US"/>
+        </w:rPr>
+        <w:t xml:space="preserve"> </w:t>
+      </w:r>
+      <w:r>
+        <w:rPr>
+          <w:b/>
+          <w:bCs/>
+          <w:lang w:val="en-US"/>
+        </w:rPr>
+        <w:t>Unlock-</w:t>
+      </w:r>
+      <w:proofErr w:type="spellStart"/>
+      <w:r>
+        <w:rPr>
+          <w:b/>
+          <w:bCs/>
+          <w:lang w:val="en-US"/>
+        </w:rPr>
+        <w:t>ADAccount</w:t>
+      </w:r>
+      <w:proofErr w:type="spellEnd"/>
+      <w:r>
+        <w:rPr>
+          <w:b/>
+          <w:bCs/>
+          <w:lang w:val="en-US"/>
+        </w:rPr>
+        <w:t>.</w:t>
+      </w:r>
+    </w:p>
+    <w:p>
+      <w:r>
+        <w:t xml:space="preserve">Можно задать пароль пользователя командой </w:t>
+      </w:r>
+      <w:r>
+        <w:rPr>
+          <w:lang w:val="en-US"/>
+        </w:rPr>
+        <w:t>Set</w:t>
+      </w:r>
+      <w:r>
+        <w:t>-</w:t>
+      </w:r>
+      <w:proofErr w:type="spellStart"/>
+      <w:r>
+        <w:rPr>
+          <w:lang w:val="en-US"/>
+        </w:rPr>
+        <w:t>ADAccountPassword</w:t>
+      </w:r>
+      <w:proofErr w:type="spellEnd"/>
+      <w:r>
+        <w:t>, при этом текущий пароль не спрашивается, а старый просто затирается новым.</w:t>
+      </w:r>
+    </w:p>
+    <w:p/>
+    <w:p>
+      <w:r>
+        <w:t xml:space="preserve">При использовании </w:t>
+      </w:r>
+      <w:proofErr w:type="spellStart"/>
+      <w:r>
         <w:t>Set-ADAccountExpiration</w:t>
       </w:r>
-      <w:r>
-        <w:rPr>
-          <w:b/>
-          <w:bCs/>
-          <w:lang w:val="en-US"/>
-        </w:rPr>
-        <w:t xml:space="preserve"> </w:t>
-      </w:r>
-      <w:r>
-        <w:rPr>
-          <w:b/>
-          <w:bCs/>
-        </w:rPr>
-        <w:t>и</w:t>
-      </w:r>
-      <w:r>
-        <w:rPr>
-          <w:b/>
-          <w:bCs/>
-          <w:lang w:val="en-US"/>
-        </w:rPr>
-        <w:t xml:space="preserve"> </w:t>
-      </w:r>
-      <w:r>
-        <w:rPr>
-          <w:b/>
-          <w:bCs/>
-          <w:lang w:val="en-US"/>
-        </w:rPr>
+      <w:proofErr w:type="spellEnd"/>
+      <w:r>
+        <w:t xml:space="preserve"> мы указываем сколько времени учётка может жить с этим паролем. При указании какого-то значения, т.е. не </w:t>
+      </w:r>
+      <w:r>
+        <w:rPr>
+          <w:lang w:val="en-US"/>
+        </w:rPr>
+        <w:t>never</w:t>
+      </w:r>
+      <w:r>
+        <w:t>, то учётка</w:t>
+      </w:r>
+      <w:r>
+        <w:t xml:space="preserve"> через указанное время перестанет принимать пароль несмотря на то, что сам пароль в общем-то правильный.</w:t>
+      </w:r>
+    </w:p>
+    <w:p/>
+    <w:p>
+      <w:proofErr w:type="spellStart"/>
+      <w:r>
         <w:t>Unlock-ADAccount</w:t>
       </w:r>
-      <w:r>
-        <w:rPr>
-          <w:b/>
-          <w:bCs/>
-          <w:lang w:val="en-US"/>
-        </w:rPr>
-        <w:t>.</w:t>
-      </w:r>
-    </w:p>
-    <w:p>
-      <w:r>
-        <w:t xml:space="preserve">Можно задать пароль пользователя командой </w:t>
-      </w:r>
-      <w:r>
-        <w:rPr>
-          <w:lang w:val="en-US"/>
-        </w:rPr>
-        <w:t>Set</w:t>
-      </w:r>
-      <w:r>
-        <w:t>-</w:t>
-      </w:r>
-      <w:r>
-        <w:rPr>
-          <w:lang w:val="en-US"/>
-        </w:rPr>
-        <w:t>ADAccountPassword</w:t>
-      </w:r>
-      <w:r>
-        <w:t>, при этом текущий пароль не спрашивается, а старый просто затирается новым.</w:t>
-      </w:r>
-    </w:p>
-    <w:p/>
-    <w:p>
-      <w:r>
-        <w:t xml:space="preserve">При использовании </w:t>
-      </w:r>
-      <w:r>
-        <w:t>Set-ADAccountExpiration</w:t>
-      </w:r>
-      <w:r>
-        <w:t xml:space="preserve"> мы указываем сколько времени учётка может жить с этим паролем. При указании какого-то значения, т.е. не </w:t>
-      </w:r>
-      <w:r>
-        <w:rPr>
-          <w:lang w:val="en-US"/>
-        </w:rPr>
-        <w:t>never</w:t>
-      </w:r>
-      <w:r>
-        <w:t>, то учётка</w:t>
-      </w:r>
-      <w:r>
-        <w:t xml:space="preserve"> через указанное время перестанет принимать пароль несмотря на то, что сам пароль в общем-то правильный.</w:t>
-      </w:r>
-    </w:p>
-    <w:p/>
-    <w:p>
-      <w:r>
-        <w:lastRenderedPageBreak/>
-        <w:t>Unlock-ADAccount</w:t>
-      </w:r>
+      <w:proofErr w:type="spellEnd"/>
       <w:r>
         <w:t xml:space="preserve">. Допустим пользователь пытается зайти в систему несколько раз подряд, и неверно вводит пароль – система его блокирует на время, и мы можем его разблокировать с помощью этого командлета. Мы указываем таймаут, после которого, если не было попыток неправильного входа счётчик попыток обнуляется. </w:t>
       </w:r>
     </w:p>
     <w:p>
       <w:r>
-        <w:t>По опыту 20 попыток нужно давать – это блокирует брутфорс, но не препятствует нормальной работе конечных пользователей.</w:t>
+        <w:t xml:space="preserve">По опыту 20 попыток нужно давать – это блокирует </w:t>
+      </w:r>
+      <w:proofErr w:type="spellStart"/>
+      <w:r>
+        <w:t>брутфорс</w:t>
+      </w:r>
+      <w:proofErr w:type="spellEnd"/>
+      <w:r>
+        <w:t>, но не препятствует нормальной работе конечных пользователей.</w:t>
       </w:r>
       <w:r>
         <w:t xml:space="preserve"> </w:t>
@@ -3301,7 +4504,23 @@
           <w:b/>
           <w:bCs/>
         </w:rPr>
-        <w:t>Использование командлетов Windows PowerShell для управления группами</w:t>
+        <w:t xml:space="preserve">Использование командлетов Windows </w:t>
+      </w:r>
+      <w:proofErr w:type="spellStart"/>
+      <w:r>
+        <w:rPr>
+          <w:b/>
+          <w:bCs/>
+        </w:rPr>
+        <w:t>PowerShell</w:t>
+      </w:r>
+      <w:proofErr w:type="spellEnd"/>
+      <w:r>
+        <w:rPr>
+          <w:b/>
+          <w:bCs/>
+        </w:rPr>
+        <w:t xml:space="preserve"> для управления группами</w:t>
       </w:r>
     </w:p>
     <w:tbl>
@@ -3351,6 +4570,7 @@
                 <w:b/>
                 <w:bCs/>
               </w:rPr>
+              <w:lastRenderedPageBreak/>
               <w:t>Командлет</w:t>
             </w:r>
           </w:p>
@@ -3390,8 +4610,13 @@
           </w:tcPr>
           <w:p>
             <w:r>
-              <w:t>New-ADGroup</w:t>
-            </w:r>
+              <w:t>New-</w:t>
+            </w:r>
+            <w:proofErr w:type="spellStart"/>
+            <w:r>
+              <w:t>ADGroup</w:t>
+            </w:r>
+            <w:proofErr w:type="spellEnd"/>
           </w:p>
         </w:tc>
         <w:tc>
@@ -3418,9 +4643,11 @@
             <w:hideMark/>
           </w:tcPr>
           <w:p>
+            <w:proofErr w:type="spellStart"/>
             <w:r>
               <w:t>Set-ADGroup</w:t>
             </w:r>
+            <w:proofErr w:type="spellEnd"/>
           </w:p>
         </w:tc>
         <w:tc>
@@ -3451,8 +4678,13 @@
           </w:tcPr>
           <w:p>
             <w:r>
-              <w:t>Get-ADGroup</w:t>
-            </w:r>
+              <w:t>Get-</w:t>
+            </w:r>
+            <w:proofErr w:type="spellStart"/>
+            <w:r>
+              <w:t>ADGroup</w:t>
+            </w:r>
+            <w:proofErr w:type="spellEnd"/>
           </w:p>
         </w:tc>
         <w:tc>
@@ -3482,9 +4714,11 @@
             <w:hideMark/>
           </w:tcPr>
           <w:p>
+            <w:proofErr w:type="spellStart"/>
             <w:r>
               <w:t>Remove-ADGroup</w:t>
             </w:r>
+            <w:proofErr w:type="spellEnd"/>
           </w:p>
         </w:tc>
         <w:tc>
@@ -3511,9 +4745,11 @@
             <w:hideMark/>
           </w:tcPr>
           <w:p>
+            <w:proofErr w:type="spellStart"/>
             <w:r>
               <w:t>Add-ADGroupMember</w:t>
             </w:r>
+            <w:proofErr w:type="spellEnd"/>
           </w:p>
         </w:tc>
         <w:tc>
@@ -3541,8 +4777,13 @@
           </w:tcPr>
           <w:p>
             <w:r>
-              <w:t>Get-ADGroupMember</w:t>
-            </w:r>
+              <w:t>Get-</w:t>
+            </w:r>
+            <w:proofErr w:type="spellStart"/>
+            <w:r>
+              <w:t>ADGroupMember</w:t>
+            </w:r>
+            <w:proofErr w:type="spellEnd"/>
           </w:p>
         </w:tc>
         <w:tc>
@@ -3572,9 +4813,11 @@
             <w:hideMark/>
           </w:tcPr>
           <w:p>
+            <w:proofErr w:type="spellStart"/>
             <w:r>
               <w:t>Remove-ADGroupMember</w:t>
             </w:r>
+            <w:proofErr w:type="spellEnd"/>
           </w:p>
         </w:tc>
         <w:tc>
@@ -3601,9 +4844,11 @@
             <w:hideMark/>
           </w:tcPr>
           <w:p>
+            <w:proofErr w:type="spellStart"/>
             <w:r>
               <w:t>Add-ADPrincipalGroupMembership</w:t>
             </w:r>
+            <w:proofErr w:type="spellEnd"/>
           </w:p>
         </w:tc>
         <w:tc>
@@ -3631,9 +4876,13 @@
           </w:tcPr>
           <w:p>
             <w:r>
-              <w:lastRenderedPageBreak/>
-              <w:t>Get-ADPrincipalGroupMembership</w:t>
-            </w:r>
+              <w:t>Get-</w:t>
+            </w:r>
+            <w:proofErr w:type="spellStart"/>
+            <w:r>
+              <w:t>ADPrincipalGroupMembership</w:t>
+            </w:r>
+            <w:proofErr w:type="spellEnd"/>
           </w:p>
         </w:tc>
         <w:tc>
@@ -3660,9 +4909,11 @@
             <w:hideMark/>
           </w:tcPr>
           <w:p>
+            <w:proofErr w:type="spellStart"/>
             <w:r>
               <w:t>Remove-ADPrincipalGroupMembership</w:t>
             </w:r>
+            <w:proofErr w:type="spellEnd"/>
           </w:p>
         </w:tc>
         <w:tc>
@@ -3797,7 +5048,152 @@
           <w:szCs w:val="20"/>
           <w:lang w:val="en-US" w:eastAsia="ru-RU"/>
         </w:rPr>
-        <w:t>New-ADGroup -Name "CustomerManagement" -Path "ou=managers,dc=adatum,dc=com" -GroupScope Global -GroupCategory Security</w:t>
+        <w:lastRenderedPageBreak/>
+        <w:t>New-</w:t>
+      </w:r>
+      <w:proofErr w:type="spellStart"/>
+      <w:r>
+        <w:rPr>
+          <w:rFonts w:ascii="Courier New" w:eastAsia="Times New Roman" w:hAnsi="Courier New" w:cs="Courier New"/>
+          <w:sz w:val="20"/>
+          <w:szCs w:val="20"/>
+          <w:lang w:val="en-US" w:eastAsia="ru-RU"/>
+        </w:rPr>
+        <w:t>ADGroup</w:t>
+      </w:r>
+      <w:proofErr w:type="spellEnd"/>
+      <w:r>
+        <w:rPr>
+          <w:rFonts w:ascii="Courier New" w:eastAsia="Times New Roman" w:hAnsi="Courier New" w:cs="Courier New"/>
+          <w:sz w:val="20"/>
+          <w:szCs w:val="20"/>
+          <w:lang w:val="en-US" w:eastAsia="ru-RU"/>
+        </w:rPr>
+        <w:t xml:space="preserve"> -Name "</w:t>
+      </w:r>
+      <w:proofErr w:type="spellStart"/>
+      <w:r>
+        <w:rPr>
+          <w:rFonts w:ascii="Courier New" w:eastAsia="Times New Roman" w:hAnsi="Courier New" w:cs="Courier New"/>
+          <w:sz w:val="20"/>
+          <w:szCs w:val="20"/>
+          <w:lang w:val="en-US" w:eastAsia="ru-RU"/>
+        </w:rPr>
+        <w:t>CustomerManagement</w:t>
+      </w:r>
+      <w:proofErr w:type="spellEnd"/>
+      <w:r>
+        <w:rPr>
+          <w:rFonts w:ascii="Courier New" w:eastAsia="Times New Roman" w:hAnsi="Courier New" w:cs="Courier New"/>
+          <w:sz w:val="20"/>
+          <w:szCs w:val="20"/>
+          <w:lang w:val="en-US" w:eastAsia="ru-RU"/>
+        </w:rPr>
+        <w:t>" -Path "</w:t>
+      </w:r>
+      <w:proofErr w:type="spellStart"/>
+      <w:r>
+        <w:rPr>
+          <w:rFonts w:ascii="Courier New" w:eastAsia="Times New Roman" w:hAnsi="Courier New" w:cs="Courier New"/>
+          <w:sz w:val="20"/>
+          <w:szCs w:val="20"/>
+          <w:lang w:val="en-US" w:eastAsia="ru-RU"/>
+        </w:rPr>
+        <w:t>ou</w:t>
+      </w:r>
+      <w:proofErr w:type="spellEnd"/>
+      <w:r>
+        <w:rPr>
+          <w:rFonts w:ascii="Courier New" w:eastAsia="Times New Roman" w:hAnsi="Courier New" w:cs="Courier New"/>
+          <w:sz w:val="20"/>
+          <w:szCs w:val="20"/>
+          <w:lang w:val="en-US" w:eastAsia="ru-RU"/>
+        </w:rPr>
+        <w:t>=</w:t>
+      </w:r>
+      <w:proofErr w:type="spellStart"/>
+      <w:proofErr w:type="gramStart"/>
+      <w:r>
+        <w:rPr>
+          <w:rFonts w:ascii="Courier New" w:eastAsia="Times New Roman" w:hAnsi="Courier New" w:cs="Courier New"/>
+          <w:sz w:val="20"/>
+          <w:szCs w:val="20"/>
+          <w:lang w:val="en-US" w:eastAsia="ru-RU"/>
+        </w:rPr>
+        <w:t>managers,dc</w:t>
+      </w:r>
+      <w:proofErr w:type="spellEnd"/>
+      <w:proofErr w:type="gramEnd"/>
+      <w:r>
+        <w:rPr>
+          <w:rFonts w:ascii="Courier New" w:eastAsia="Times New Roman" w:hAnsi="Courier New" w:cs="Courier New"/>
+          <w:sz w:val="20"/>
+          <w:szCs w:val="20"/>
+          <w:lang w:val="en-US" w:eastAsia="ru-RU"/>
+        </w:rPr>
+        <w:t>=</w:t>
+      </w:r>
+      <w:proofErr w:type="spellStart"/>
+      <w:proofErr w:type="gramStart"/>
+      <w:r>
+        <w:rPr>
+          <w:rFonts w:ascii="Courier New" w:eastAsia="Times New Roman" w:hAnsi="Courier New" w:cs="Courier New"/>
+          <w:sz w:val="20"/>
+          <w:szCs w:val="20"/>
+          <w:lang w:val="en-US" w:eastAsia="ru-RU"/>
+        </w:rPr>
+        <w:t>adatum,dc</w:t>
+      </w:r>
+      <w:proofErr w:type="spellEnd"/>
+      <w:proofErr w:type="gramEnd"/>
+      <w:r>
+        <w:rPr>
+          <w:rFonts w:ascii="Courier New" w:eastAsia="Times New Roman" w:hAnsi="Courier New" w:cs="Courier New"/>
+          <w:sz w:val="20"/>
+          <w:szCs w:val="20"/>
+          <w:lang w:val="en-US" w:eastAsia="ru-RU"/>
+        </w:rPr>
+        <w:t>=com" -</w:t>
+      </w:r>
+      <w:proofErr w:type="spellStart"/>
+      <w:r>
+        <w:rPr>
+          <w:rFonts w:ascii="Courier New" w:eastAsia="Times New Roman" w:hAnsi="Courier New" w:cs="Courier New"/>
+          <w:sz w:val="20"/>
+          <w:szCs w:val="20"/>
+          <w:lang w:val="en-US" w:eastAsia="ru-RU"/>
+        </w:rPr>
+        <w:t>GroupScope</w:t>
+      </w:r>
+      <w:proofErr w:type="spellEnd"/>
+      <w:r>
+        <w:rPr>
+          <w:rFonts w:ascii="Courier New" w:eastAsia="Times New Roman" w:hAnsi="Courier New" w:cs="Courier New"/>
+          <w:sz w:val="20"/>
+          <w:szCs w:val="20"/>
+          <w:lang w:val="en-US" w:eastAsia="ru-RU"/>
+        </w:rPr>
+        <w:t xml:space="preserve"> Global -</w:t>
+      </w:r>
+      <w:proofErr w:type="spellStart"/>
+      <w:r>
+        <w:rPr>
+          <w:rFonts w:ascii="Courier New" w:eastAsia="Times New Roman" w:hAnsi="Courier New" w:cs="Courier New"/>
+          <w:sz w:val="20"/>
+          <w:szCs w:val="20"/>
+          <w:lang w:val="en-US" w:eastAsia="ru-RU"/>
+        </w:rPr>
+        <w:t>GroupCategory</w:t>
+      </w:r>
+      <w:proofErr w:type="spellEnd"/>
+      <w:r>
+        <w:rPr>
+          <w:rFonts w:ascii="Courier New" w:eastAsia="Times New Roman" w:hAnsi="Courier New" w:cs="Courier New"/>
+          <w:sz w:val="20"/>
+          <w:szCs w:val="20"/>
+          <w:lang w:val="en-US" w:eastAsia="ru-RU"/>
+        </w:rPr>
+        <w:t xml:space="preserve"> Security</w:t>
       </w:r>
     </w:p>
     <w:p>
@@ -3841,8 +5237,18 @@
           <w:bCs/>
           <w:lang w:val="en-US"/>
         </w:rPr>
-        <w:t>New-ADGroup</w:t>
-      </w:r>
+        <w:t>New-</w:t>
+      </w:r>
+      <w:proofErr w:type="spellStart"/>
+      <w:r>
+        <w:rPr>
+          <w:b/>
+          <w:bCs/>
+          <w:lang w:val="en-US"/>
+        </w:rPr>
+        <w:t>ADGroup</w:t>
+      </w:r>
+      <w:proofErr w:type="spellEnd"/>
       <w:r>
         <w:rPr>
           <w:lang w:val="en-US"/>
@@ -3937,7 +5343,21 @@
         <w:rPr>
           <w:lang w:val="en-US" w:eastAsia="ru-RU"/>
         </w:rPr>
-        <w:t xml:space="preserve"> "CustomerManagement"</w:t>
+        <w:t xml:space="preserve"> "</w:t>
+      </w:r>
+      <w:proofErr w:type="spellStart"/>
+      <w:r>
+        <w:rPr>
+          <w:lang w:val="en-US" w:eastAsia="ru-RU"/>
+        </w:rPr>
+        <w:t>CustomerManagement</w:t>
+      </w:r>
+      <w:proofErr w:type="spellEnd"/>
+      <w:r>
+        <w:rPr>
+          <w:lang w:val="en-US" w:eastAsia="ru-RU"/>
+        </w:rPr>
+        <w:t>"</w:t>
       </w:r>
     </w:p>
     <w:p>
@@ -3985,6 +5405,7 @@
         </w:rPr>
         <w:t>-</w:t>
       </w:r>
+      <w:proofErr w:type="spellStart"/>
       <w:r>
         <w:rPr>
           <w:b/>
@@ -3993,6 +5414,7 @@
         </w:rPr>
         <w:t>GroupScope</w:t>
       </w:r>
+      <w:proofErr w:type="spellEnd"/>
       <w:r>
         <w:t xml:space="preserve"> – группа будет глобальной области</w:t>
       </w:r>
@@ -4006,6 +5428,7 @@
         </w:rPr>
         <w:t>-</w:t>
       </w:r>
+      <w:proofErr w:type="spellStart"/>
       <w:r>
         <w:rPr>
           <w:b/>
@@ -4014,6 +5437,7 @@
         </w:rPr>
         <w:t>GroupCategory</w:t>
       </w:r>
+      <w:proofErr w:type="spellEnd"/>
       <w:r>
         <w:t xml:space="preserve"> – </w:t>
       </w:r>
@@ -4075,29 +5499,87 @@
           <w:szCs w:val="20"/>
           <w:lang w:val="en-US" w:eastAsia="ru-RU"/>
         </w:rPr>
-        <w:t>Add-ADGroupMember -Name "CustomerManagement" -Members "Joe"</w:t>
-      </w:r>
-    </w:p>
-    <w:p>
-      <w:pPr>
-        <w:rPr>
-          <w:lang w:val="en-US"/>
-        </w:rPr>
-      </w:pPr>
-    </w:p>
-    <w:p>
-      <w:pPr>
-        <w:rPr>
-          <w:lang w:val="en-US"/>
-        </w:rPr>
-      </w:pPr>
-      <w:r>
-        <w:rPr>
-          <w:b/>
-          <w:bCs/>
+        <w:t>Add-</w:t>
+      </w:r>
+      <w:proofErr w:type="spellStart"/>
+      <w:r>
+        <w:rPr>
+          <w:rFonts w:ascii="Courier New" w:eastAsia="Times New Roman" w:hAnsi="Courier New" w:cs="Courier New"/>
+          <w:sz w:val="20"/>
+          <w:szCs w:val="20"/>
           <w:lang w:val="en-US" w:eastAsia="ru-RU"/>
         </w:rPr>
-        <w:t>Add-ADGroupMember -Name</w:t>
+        <w:t>ADGroupMember</w:t>
+      </w:r>
+      <w:proofErr w:type="spellEnd"/>
+      <w:r>
+        <w:rPr>
+          <w:rFonts w:ascii="Courier New" w:eastAsia="Times New Roman" w:hAnsi="Courier New" w:cs="Courier New"/>
+          <w:sz w:val="20"/>
+          <w:szCs w:val="20"/>
+          <w:lang w:val="en-US" w:eastAsia="ru-RU"/>
+        </w:rPr>
+        <w:t xml:space="preserve"> -Name "</w:t>
+      </w:r>
+      <w:proofErr w:type="spellStart"/>
+      <w:r>
+        <w:rPr>
+          <w:rFonts w:ascii="Courier New" w:eastAsia="Times New Roman" w:hAnsi="Courier New" w:cs="Courier New"/>
+          <w:sz w:val="20"/>
+          <w:szCs w:val="20"/>
+          <w:lang w:val="en-US" w:eastAsia="ru-RU"/>
+        </w:rPr>
+        <w:t>CustomerManagement</w:t>
+      </w:r>
+      <w:proofErr w:type="spellEnd"/>
+      <w:r>
+        <w:rPr>
+          <w:rFonts w:ascii="Courier New" w:eastAsia="Times New Roman" w:hAnsi="Courier New" w:cs="Courier New"/>
+          <w:sz w:val="20"/>
+          <w:szCs w:val="20"/>
+          <w:lang w:val="en-US" w:eastAsia="ru-RU"/>
+        </w:rPr>
+        <w:t>" -Members "Joe"</w:t>
+      </w:r>
+    </w:p>
+    <w:p>
+      <w:pPr>
+        <w:rPr>
+          <w:lang w:val="en-US"/>
+        </w:rPr>
+      </w:pPr>
+    </w:p>
+    <w:p>
+      <w:pPr>
+        <w:rPr>
+          <w:lang w:val="en-US"/>
+        </w:rPr>
+      </w:pPr>
+      <w:r>
+        <w:rPr>
+          <w:b/>
+          <w:bCs/>
+          <w:lang w:val="en-US" w:eastAsia="ru-RU"/>
+        </w:rPr>
+        <w:t>Add-</w:t>
+      </w:r>
+      <w:proofErr w:type="spellStart"/>
+      <w:r>
+        <w:rPr>
+          <w:b/>
+          <w:bCs/>
+          <w:lang w:val="en-US" w:eastAsia="ru-RU"/>
+        </w:rPr>
+        <w:t>ADGroupMember</w:t>
+      </w:r>
+      <w:proofErr w:type="spellEnd"/>
+      <w:r>
+        <w:rPr>
+          <w:b/>
+          <w:bCs/>
+          <w:lang w:val="en-US" w:eastAsia="ru-RU"/>
+        </w:rPr>
+        <w:t xml:space="preserve"> -Name</w:t>
       </w:r>
       <w:r>
         <w:rPr>
@@ -4154,7 +5636,21 @@
         <w:rPr>
           <w:lang w:val="en-US" w:eastAsia="ru-RU"/>
         </w:rPr>
-        <w:t>"CustomerManagement"</w:t>
+        <w:t>"</w:t>
+      </w:r>
+      <w:proofErr w:type="spellStart"/>
+      <w:r>
+        <w:rPr>
+          <w:lang w:val="en-US" w:eastAsia="ru-RU"/>
+        </w:rPr>
+        <w:t>CustomerManagement</w:t>
+      </w:r>
+      <w:proofErr w:type="spellEnd"/>
+      <w:r>
+        <w:rPr>
+          <w:lang w:val="en-US" w:eastAsia="ru-RU"/>
+        </w:rPr>
+        <w:t>"</w:t>
       </w:r>
     </w:p>
     <w:p>
@@ -4226,7 +5722,23 @@
           <w:b/>
           <w:bCs/>
         </w:rPr>
-        <w:t>Использование командлетов Windows PowerShell для управления учетными записями компьютеров</w:t>
+        <w:t xml:space="preserve">Использование командлетов Windows </w:t>
+      </w:r>
+      <w:proofErr w:type="spellStart"/>
+      <w:r>
+        <w:rPr>
+          <w:b/>
+          <w:bCs/>
+        </w:rPr>
+        <w:t>PowerShell</w:t>
+      </w:r>
+      <w:proofErr w:type="spellEnd"/>
+      <w:r>
+        <w:rPr>
+          <w:b/>
+          <w:bCs/>
+        </w:rPr>
+        <w:t xml:space="preserve"> для управления учетными записями компьютеров</w:t>
       </w:r>
     </w:p>
     <w:tbl>
@@ -4276,7 +5788,6 @@
                 <w:b/>
                 <w:bCs/>
               </w:rPr>
-              <w:lastRenderedPageBreak/>
               <w:t>Командлет</w:t>
             </w:r>
           </w:p>
@@ -4316,8 +5827,13 @@
           </w:tcPr>
           <w:p>
             <w:r>
-              <w:t>New-ADComputer</w:t>
-            </w:r>
+              <w:t>New-</w:t>
+            </w:r>
+            <w:proofErr w:type="spellStart"/>
+            <w:r>
+              <w:t>ADComputer</w:t>
+            </w:r>
+            <w:proofErr w:type="spellEnd"/>
           </w:p>
         </w:tc>
         <w:tc>
@@ -4343,15 +5859,28 @@
               <w:t xml:space="preserve"> с использованием </w:t>
             </w:r>
             <w:r>
-              <w:t>WDS (Windows Deployment Services)</w:t>
+              <w:t xml:space="preserve">WDS (Windows </w:t>
+            </w:r>
+            <w:proofErr w:type="spellStart"/>
+            <w:r>
+              <w:t>Deployment</w:t>
+            </w:r>
+            <w:proofErr w:type="spellEnd"/>
+            <w:r>
+              <w:t xml:space="preserve"> Services)</w:t>
             </w:r>
             <w:r>
               <w:t>.</w:t>
             </w:r>
           </w:p>
           <w:p>
-            <w:r>
-              <w:t>Но а вообще все учётки компов создаются автоматически при вводе их в домен.</w:t>
+            <w:proofErr w:type="gramStart"/>
+            <w:r>
+              <w:t>Но</w:t>
+            </w:r>
+            <w:proofErr w:type="gramEnd"/>
+            <w:r>
+              <w:t xml:space="preserve"> а вообще все учётки компов создаются автоматически при вводе их в домен.</w:t>
             </w:r>
           </w:p>
         </w:tc>
@@ -4367,9 +5896,11 @@
             <w:hideMark/>
           </w:tcPr>
           <w:p>
+            <w:proofErr w:type="spellStart"/>
             <w:r>
               <w:t>Set-ADComputer</w:t>
             </w:r>
+            <w:proofErr w:type="spellEnd"/>
           </w:p>
         </w:tc>
         <w:tc>
@@ -4397,8 +5928,13 @@
           </w:tcPr>
           <w:p>
             <w:r>
-              <w:t>Get-ADComputer</w:t>
-            </w:r>
+              <w:t>Get-</w:t>
+            </w:r>
+            <w:proofErr w:type="spellStart"/>
+            <w:r>
+              <w:t>ADComputer</w:t>
+            </w:r>
+            <w:proofErr w:type="spellEnd"/>
           </w:p>
         </w:tc>
         <w:tc>
@@ -4428,9 +5964,11 @@
             <w:hideMark/>
           </w:tcPr>
           <w:p>
+            <w:proofErr w:type="spellStart"/>
             <w:r>
               <w:t>Remove-ADComputer</w:t>
             </w:r>
+            <w:proofErr w:type="spellEnd"/>
           </w:p>
         </w:tc>
         <w:tc>
@@ -4470,8 +6008,13 @@
           </w:tcPr>
           <w:p>
             <w:r>
-              <w:t>Test-ComputerSecureChannel</w:t>
-            </w:r>
+              <w:t>Test-</w:t>
+            </w:r>
+            <w:proofErr w:type="spellStart"/>
+            <w:r>
+              <w:t>ComputerSecureChannel</w:t>
+            </w:r>
+            <w:proofErr w:type="spellEnd"/>
           </w:p>
         </w:tc>
         <w:tc>
@@ -4517,9 +6060,12 @@
             <w:hideMark/>
           </w:tcPr>
           <w:p>
-            <w:r>
+            <w:proofErr w:type="spellStart"/>
+            <w:r>
+              <w:lastRenderedPageBreak/>
               <w:t>Reset-ComputerMachinePassword</w:t>
             </w:r>
+            <w:proofErr w:type="spellEnd"/>
           </w:p>
         </w:tc>
         <w:tc>
@@ -4622,7 +6168,91 @@
           <w:szCs w:val="20"/>
           <w:lang w:val="en-US" w:eastAsia="ru-RU"/>
         </w:rPr>
-        <w:t>New-ADComputer -Name "LON-SVR8" -Path "ou=marketing,dc=adatum,dc=com" -Enabled $true</w:t>
+        <w:t>New-</w:t>
+      </w:r>
+      <w:proofErr w:type="spellStart"/>
+      <w:r>
+        <w:rPr>
+          <w:rFonts w:ascii="Courier New" w:eastAsia="Times New Roman" w:hAnsi="Courier New" w:cs="Courier New"/>
+          <w:sz w:val="20"/>
+          <w:szCs w:val="20"/>
+          <w:lang w:val="en-US" w:eastAsia="ru-RU"/>
+        </w:rPr>
+        <w:t>ADComputer</w:t>
+      </w:r>
+      <w:proofErr w:type="spellEnd"/>
+      <w:r>
+        <w:rPr>
+          <w:rFonts w:ascii="Courier New" w:eastAsia="Times New Roman" w:hAnsi="Courier New" w:cs="Courier New"/>
+          <w:sz w:val="20"/>
+          <w:szCs w:val="20"/>
+          <w:lang w:val="en-US" w:eastAsia="ru-RU"/>
+        </w:rPr>
+        <w:t xml:space="preserve"> -Name "LON-SVR8" -Path "</w:t>
+      </w:r>
+      <w:proofErr w:type="spellStart"/>
+      <w:r>
+        <w:rPr>
+          <w:rFonts w:ascii="Courier New" w:eastAsia="Times New Roman" w:hAnsi="Courier New" w:cs="Courier New"/>
+          <w:sz w:val="20"/>
+          <w:szCs w:val="20"/>
+          <w:lang w:val="en-US" w:eastAsia="ru-RU"/>
+        </w:rPr>
+        <w:t>ou</w:t>
+      </w:r>
+      <w:proofErr w:type="spellEnd"/>
+      <w:r>
+        <w:rPr>
+          <w:rFonts w:ascii="Courier New" w:eastAsia="Times New Roman" w:hAnsi="Courier New" w:cs="Courier New"/>
+          <w:sz w:val="20"/>
+          <w:szCs w:val="20"/>
+          <w:lang w:val="en-US" w:eastAsia="ru-RU"/>
+        </w:rPr>
+        <w:t>=</w:t>
+      </w:r>
+      <w:proofErr w:type="spellStart"/>
+      <w:proofErr w:type="gramStart"/>
+      <w:r>
+        <w:rPr>
+          <w:rFonts w:ascii="Courier New" w:eastAsia="Times New Roman" w:hAnsi="Courier New" w:cs="Courier New"/>
+          <w:sz w:val="20"/>
+          <w:szCs w:val="20"/>
+          <w:lang w:val="en-US" w:eastAsia="ru-RU"/>
+        </w:rPr>
+        <w:t>marketing,dc</w:t>
+      </w:r>
+      <w:proofErr w:type="spellEnd"/>
+      <w:proofErr w:type="gramEnd"/>
+      <w:r>
+        <w:rPr>
+          <w:rFonts w:ascii="Courier New" w:eastAsia="Times New Roman" w:hAnsi="Courier New" w:cs="Courier New"/>
+          <w:sz w:val="20"/>
+          <w:szCs w:val="20"/>
+          <w:lang w:val="en-US" w:eastAsia="ru-RU"/>
+        </w:rPr>
+        <w:t>=</w:t>
+      </w:r>
+      <w:proofErr w:type="spellStart"/>
+      <w:proofErr w:type="gramStart"/>
+      <w:r>
+        <w:rPr>
+          <w:rFonts w:ascii="Courier New" w:eastAsia="Times New Roman" w:hAnsi="Courier New" w:cs="Courier New"/>
+          <w:sz w:val="20"/>
+          <w:szCs w:val="20"/>
+          <w:lang w:val="en-US" w:eastAsia="ru-RU"/>
+        </w:rPr>
+        <w:t>adatum,dc</w:t>
+      </w:r>
+      <w:proofErr w:type="spellEnd"/>
+      <w:proofErr w:type="gramEnd"/>
+      <w:r>
+        <w:rPr>
+          <w:rFonts w:ascii="Courier New" w:eastAsia="Times New Roman" w:hAnsi="Courier New" w:cs="Courier New"/>
+          <w:sz w:val="20"/>
+          <w:szCs w:val="20"/>
+          <w:lang w:val="en-US" w:eastAsia="ru-RU"/>
+        </w:rPr>
+        <w:t>=com" -Enabled $true</w:t>
       </w:r>
     </w:p>
     <w:p>
@@ -4680,8 +6310,39 @@
           <w:szCs w:val="20"/>
           <w:lang w:eastAsia="ru-RU"/>
         </w:rPr>
-        <w:t>Test-ComputerSecureChannel -Repair</w:t>
-      </w:r>
+        <w:t>Test-</w:t>
+      </w:r>
+      <w:proofErr w:type="spellStart"/>
+      <w:r>
+        <w:rPr>
+          <w:rFonts w:ascii="Courier New" w:eastAsia="Times New Roman" w:hAnsi="Courier New" w:cs="Courier New"/>
+          <w:sz w:val="20"/>
+          <w:szCs w:val="20"/>
+          <w:lang w:eastAsia="ru-RU"/>
+        </w:rPr>
+        <w:t>ComputerSecureChannel</w:t>
+      </w:r>
+      <w:proofErr w:type="spellEnd"/>
+      <w:r>
+        <w:rPr>
+          <w:rFonts w:ascii="Courier New" w:eastAsia="Times New Roman" w:hAnsi="Courier New" w:cs="Courier New"/>
+          <w:sz w:val="20"/>
+          <w:szCs w:val="20"/>
+          <w:lang w:eastAsia="ru-RU"/>
+        </w:rPr>
+        <w:t xml:space="preserve"> -</w:t>
+      </w:r>
+      <w:proofErr w:type="spellStart"/>
+      <w:r>
+        <w:rPr>
+          <w:rFonts w:ascii="Courier New" w:eastAsia="Times New Roman" w:hAnsi="Courier New" w:cs="Courier New"/>
+          <w:sz w:val="20"/>
+          <w:szCs w:val="20"/>
+          <w:lang w:eastAsia="ru-RU"/>
+        </w:rPr>
+        <w:t>Repair</w:t>
+      </w:r>
+      <w:proofErr w:type="spellEnd"/>
     </w:p>
     <w:p>
       <w:pPr>
@@ -4734,7 +6395,25 @@
           <w:bCs/>
           <w:lang w:eastAsia="ru-RU"/>
         </w:rPr>
-        <w:t>Использование командлетов Windows PowerShell для управления подразделениями (OU)</w:t>
+        <w:t xml:space="preserve">Использование командлетов Windows </w:t>
+      </w:r>
+      <w:proofErr w:type="spellStart"/>
+      <w:r>
+        <w:rPr>
+          <w:b/>
+          <w:bCs/>
+          <w:lang w:eastAsia="ru-RU"/>
+        </w:rPr>
+        <w:t>PowerShell</w:t>
+      </w:r>
+      <w:proofErr w:type="spellEnd"/>
+      <w:r>
+        <w:rPr>
+          <w:b/>
+          <w:bCs/>
+          <w:lang w:eastAsia="ru-RU"/>
+        </w:rPr>
+        <w:t xml:space="preserve"> для управления подразделениями (OU)</w:t>
       </w:r>
     </w:p>
     <w:tbl>
@@ -4786,7 +6465,6 @@
                 <w:bCs/>
                 <w:lang w:eastAsia="ru-RU"/>
               </w:rPr>
-              <w:lastRenderedPageBreak/>
               <w:t>Командлет</w:t>
             </w:r>
           </w:p>
@@ -4836,8 +6514,16 @@
               <w:rPr>
                 <w:lang w:eastAsia="ru-RU"/>
               </w:rPr>
-              <w:t>New-ADOrganizationalUnit</w:t>
-            </w:r>
+              <w:t>New-</w:t>
+            </w:r>
+            <w:proofErr w:type="spellStart"/>
+            <w:r>
+              <w:rPr>
+                <w:lang w:eastAsia="ru-RU"/>
+              </w:rPr>
+              <w:t>ADOrganizationalUnit</w:t>
+            </w:r>
+            <w:proofErr w:type="spellEnd"/>
           </w:p>
         </w:tc>
         <w:tc>
@@ -4877,12 +6563,14 @@
                 <w:lang w:eastAsia="ru-RU"/>
               </w:rPr>
             </w:pPr>
+            <w:proofErr w:type="spellStart"/>
             <w:r>
               <w:rPr>
                 <w:lang w:eastAsia="ru-RU"/>
               </w:rPr>
               <w:t>Set-ADOrganizationalUnit</w:t>
             </w:r>
+            <w:proofErr w:type="spellEnd"/>
           </w:p>
         </w:tc>
         <w:tc>
@@ -4926,8 +6614,16 @@
               <w:rPr>
                 <w:lang w:eastAsia="ru-RU"/>
               </w:rPr>
-              <w:t>Get-ADOrganizationalUnit</w:t>
-            </w:r>
+              <w:t>Get-</w:t>
+            </w:r>
+            <w:proofErr w:type="spellStart"/>
+            <w:r>
+              <w:rPr>
+                <w:lang w:eastAsia="ru-RU"/>
+              </w:rPr>
+              <w:t>ADOrganizationalUnit</w:t>
+            </w:r>
+            <w:proofErr w:type="spellEnd"/>
           </w:p>
         </w:tc>
         <w:tc>
@@ -4967,12 +6663,14 @@
                 <w:lang w:eastAsia="ru-RU"/>
               </w:rPr>
             </w:pPr>
+            <w:proofErr w:type="spellStart"/>
             <w:r>
               <w:rPr>
                 <w:lang w:eastAsia="ru-RU"/>
               </w:rPr>
               <w:t>Remove-ADOrganizationalUnit</w:t>
             </w:r>
+            <w:proofErr w:type="spellEnd"/>
           </w:p>
         </w:tc>
         <w:tc>
@@ -5093,7 +6791,27 @@
           <w:szCs w:val="20"/>
           <w:lang w:val="en-US" w:eastAsia="ru-RU"/>
         </w:rPr>
-        <w:t>New-ADOrganizationalUnit -Name "Sales" `</w:t>
+        <w:t>New-</w:t>
+      </w:r>
+      <w:proofErr w:type="spellStart"/>
+      <w:r>
+        <w:rPr>
+          <w:rFonts w:ascii="Courier New" w:eastAsia="Times New Roman" w:hAnsi="Courier New" w:cs="Courier New"/>
+          <w:sz w:val="20"/>
+          <w:szCs w:val="20"/>
+          <w:lang w:val="en-US" w:eastAsia="ru-RU"/>
+        </w:rPr>
+        <w:t>ADOrganizationalUnit</w:t>
+      </w:r>
+      <w:proofErr w:type="spellEnd"/>
+      <w:r>
+        <w:rPr>
+          <w:rFonts w:ascii="Courier New" w:eastAsia="Times New Roman" w:hAnsi="Courier New" w:cs="Courier New"/>
+          <w:sz w:val="20"/>
+          <w:szCs w:val="20"/>
+          <w:lang w:val="en-US" w:eastAsia="ru-RU"/>
+        </w:rPr>
+        <w:t xml:space="preserve"> -Name "Sales" `</w:t>
       </w:r>
     </w:p>
     <w:p>
@@ -5131,7 +6849,71 @@
           <w:szCs w:val="20"/>
           <w:lang w:val="en-US" w:eastAsia="ru-RU"/>
         </w:rPr>
-        <w:t>-Path "ou=marketing,dc=adatum,dc=com" `</w:t>
+        <w:t>-Path "</w:t>
+      </w:r>
+      <w:proofErr w:type="spellStart"/>
+      <w:r>
+        <w:rPr>
+          <w:rFonts w:ascii="Courier New" w:eastAsia="Times New Roman" w:hAnsi="Courier New" w:cs="Courier New"/>
+          <w:sz w:val="20"/>
+          <w:szCs w:val="20"/>
+          <w:lang w:val="en-US" w:eastAsia="ru-RU"/>
+        </w:rPr>
+        <w:t>ou</w:t>
+      </w:r>
+      <w:proofErr w:type="spellEnd"/>
+      <w:r>
+        <w:rPr>
+          <w:rFonts w:ascii="Courier New" w:eastAsia="Times New Roman" w:hAnsi="Courier New" w:cs="Courier New"/>
+          <w:sz w:val="20"/>
+          <w:szCs w:val="20"/>
+          <w:lang w:val="en-US" w:eastAsia="ru-RU"/>
+        </w:rPr>
+        <w:t>=</w:t>
+      </w:r>
+      <w:proofErr w:type="spellStart"/>
+      <w:proofErr w:type="gramStart"/>
+      <w:r>
+        <w:rPr>
+          <w:rFonts w:ascii="Courier New" w:eastAsia="Times New Roman" w:hAnsi="Courier New" w:cs="Courier New"/>
+          <w:sz w:val="20"/>
+          <w:szCs w:val="20"/>
+          <w:lang w:val="en-US" w:eastAsia="ru-RU"/>
+        </w:rPr>
+        <w:t>marketing,dc</w:t>
+      </w:r>
+      <w:proofErr w:type="spellEnd"/>
+      <w:proofErr w:type="gramEnd"/>
+      <w:r>
+        <w:rPr>
+          <w:rFonts w:ascii="Courier New" w:eastAsia="Times New Roman" w:hAnsi="Courier New" w:cs="Courier New"/>
+          <w:sz w:val="20"/>
+          <w:szCs w:val="20"/>
+          <w:lang w:val="en-US" w:eastAsia="ru-RU"/>
+        </w:rPr>
+        <w:t>=</w:t>
+      </w:r>
+      <w:proofErr w:type="spellStart"/>
+      <w:proofErr w:type="gramStart"/>
+      <w:r>
+        <w:rPr>
+          <w:rFonts w:ascii="Courier New" w:eastAsia="Times New Roman" w:hAnsi="Courier New" w:cs="Courier New"/>
+          <w:sz w:val="20"/>
+          <w:szCs w:val="20"/>
+          <w:lang w:val="en-US" w:eastAsia="ru-RU"/>
+        </w:rPr>
+        <w:t>adatum,dc</w:t>
+      </w:r>
+      <w:proofErr w:type="spellEnd"/>
+      <w:proofErr w:type="gramEnd"/>
+      <w:r>
+        <w:rPr>
+          <w:rFonts w:ascii="Courier New" w:eastAsia="Times New Roman" w:hAnsi="Courier New" w:cs="Courier New"/>
+          <w:sz w:val="20"/>
+          <w:szCs w:val="20"/>
+          <w:lang w:val="en-US" w:eastAsia="ru-RU"/>
+        </w:rPr>
+        <w:t>=com" `</w:t>
       </w:r>
     </w:p>
     <w:p>
@@ -5169,8 +6951,39 @@
           <w:szCs w:val="20"/>
           <w:lang w:eastAsia="ru-RU"/>
         </w:rPr>
-        <w:t>-ProtectedFromAccidentalDeletion $true</w:t>
-      </w:r>
+        <w:t>-</w:t>
+      </w:r>
+      <w:proofErr w:type="spellStart"/>
+      <w:r>
+        <w:rPr>
+          <w:rFonts w:ascii="Courier New" w:eastAsia="Times New Roman" w:hAnsi="Courier New" w:cs="Courier New"/>
+          <w:sz w:val="20"/>
+          <w:szCs w:val="20"/>
+          <w:lang w:eastAsia="ru-RU"/>
+        </w:rPr>
+        <w:t>ProtectedFromAccidentalDeletion</w:t>
+      </w:r>
+      <w:proofErr w:type="spellEnd"/>
+      <w:r>
+        <w:rPr>
+          <w:rFonts w:ascii="Courier New" w:eastAsia="Times New Roman" w:hAnsi="Courier New" w:cs="Courier New"/>
+          <w:sz w:val="20"/>
+          <w:szCs w:val="20"/>
+          <w:lang w:eastAsia="ru-RU"/>
+        </w:rPr>
+        <w:t xml:space="preserve"> $</w:t>
+      </w:r>
+      <w:proofErr w:type="spellStart"/>
+      <w:r>
+        <w:rPr>
+          <w:rFonts w:ascii="Courier New" w:eastAsia="Times New Roman" w:hAnsi="Courier New" w:cs="Courier New"/>
+          <w:sz w:val="20"/>
+          <w:szCs w:val="20"/>
+          <w:lang w:eastAsia="ru-RU"/>
+        </w:rPr>
+        <w:t>true</w:t>
+      </w:r>
+      <w:proofErr w:type="spellEnd"/>
     </w:p>
     <w:p>
       <w:pPr>
@@ -5191,6 +7004,7 @@
           <w:szCs w:val="24"/>
           <w:lang w:eastAsia="ru-RU"/>
         </w:rPr>
+        <w:lastRenderedPageBreak/>
         <w:t>Пояснение:</w:t>
       </w:r>
     </w:p>
@@ -5248,7 +7062,111 @@
           <w:szCs w:val="20"/>
           <w:lang w:eastAsia="ru-RU"/>
         </w:rPr>
-        <w:t>-Path "ou=marketing,dc=adatum,dc=com"</w:t>
+        <w:t>-</w:t>
+      </w:r>
+      <w:proofErr w:type="spellStart"/>
+      <w:r>
+        <w:rPr>
+          <w:rFonts w:ascii="Courier New" w:eastAsia="Times New Roman" w:hAnsi="Courier New" w:cs="Courier New"/>
+          <w:sz w:val="20"/>
+          <w:szCs w:val="20"/>
+          <w:lang w:eastAsia="ru-RU"/>
+        </w:rPr>
+        <w:t>Path</w:t>
+      </w:r>
+      <w:proofErr w:type="spellEnd"/>
+      <w:r>
+        <w:rPr>
+          <w:rFonts w:ascii="Courier New" w:eastAsia="Times New Roman" w:hAnsi="Courier New" w:cs="Courier New"/>
+          <w:sz w:val="20"/>
+          <w:szCs w:val="20"/>
+          <w:lang w:eastAsia="ru-RU"/>
+        </w:rPr>
+        <w:t xml:space="preserve"> "</w:t>
+      </w:r>
+      <w:proofErr w:type="spellStart"/>
+      <w:r>
+        <w:rPr>
+          <w:rFonts w:ascii="Courier New" w:eastAsia="Times New Roman" w:hAnsi="Courier New" w:cs="Courier New"/>
+          <w:sz w:val="20"/>
+          <w:szCs w:val="20"/>
+          <w:lang w:eastAsia="ru-RU"/>
+        </w:rPr>
+        <w:t>ou</w:t>
+      </w:r>
+      <w:proofErr w:type="spellEnd"/>
+      <w:r>
+        <w:rPr>
+          <w:rFonts w:ascii="Courier New" w:eastAsia="Times New Roman" w:hAnsi="Courier New" w:cs="Courier New"/>
+          <w:sz w:val="20"/>
+          <w:szCs w:val="20"/>
+          <w:lang w:eastAsia="ru-RU"/>
+        </w:rPr>
+        <w:t>=</w:t>
+      </w:r>
+      <w:proofErr w:type="spellStart"/>
+      <w:proofErr w:type="gramStart"/>
+      <w:r>
+        <w:rPr>
+          <w:rFonts w:ascii="Courier New" w:eastAsia="Times New Roman" w:hAnsi="Courier New" w:cs="Courier New"/>
+          <w:sz w:val="20"/>
+          <w:szCs w:val="20"/>
+          <w:lang w:eastAsia="ru-RU"/>
+        </w:rPr>
+        <w:t>marketing,dc</w:t>
+      </w:r>
+      <w:proofErr w:type="spellEnd"/>
+      <w:proofErr w:type="gramEnd"/>
+      <w:r>
+        <w:rPr>
+          <w:rFonts w:ascii="Courier New" w:eastAsia="Times New Roman" w:hAnsi="Courier New" w:cs="Courier New"/>
+          <w:sz w:val="20"/>
+          <w:szCs w:val="20"/>
+          <w:lang w:eastAsia="ru-RU"/>
+        </w:rPr>
+        <w:t>=</w:t>
+      </w:r>
+      <w:proofErr w:type="spellStart"/>
+      <w:proofErr w:type="gramStart"/>
+      <w:r>
+        <w:rPr>
+          <w:rFonts w:ascii="Courier New" w:eastAsia="Times New Roman" w:hAnsi="Courier New" w:cs="Courier New"/>
+          <w:sz w:val="20"/>
+          <w:szCs w:val="20"/>
+          <w:lang w:eastAsia="ru-RU"/>
+        </w:rPr>
+        <w:t>adatum,dc</w:t>
+      </w:r>
+      <w:proofErr w:type="spellEnd"/>
+      <w:proofErr w:type="gramEnd"/>
+      <w:r>
+        <w:rPr>
+          <w:rFonts w:ascii="Courier New" w:eastAsia="Times New Roman" w:hAnsi="Courier New" w:cs="Courier New"/>
+          <w:sz w:val="20"/>
+          <w:szCs w:val="20"/>
+          <w:lang w:eastAsia="ru-RU"/>
+        </w:rPr>
+        <w:t>=</w:t>
+      </w:r>
+      <w:proofErr w:type="spellStart"/>
+      <w:r>
+        <w:rPr>
+          <w:rFonts w:ascii="Courier New" w:eastAsia="Times New Roman" w:hAnsi="Courier New" w:cs="Courier New"/>
+          <w:sz w:val="20"/>
+          <w:szCs w:val="20"/>
+          <w:lang w:eastAsia="ru-RU"/>
+        </w:rPr>
+        <w:t>com</w:t>
+      </w:r>
+      <w:proofErr w:type="spellEnd"/>
+      <w:r>
+        <w:rPr>
+          <w:rFonts w:ascii="Courier New" w:eastAsia="Times New Roman" w:hAnsi="Courier New" w:cs="Courier New"/>
+          <w:sz w:val="20"/>
+          <w:szCs w:val="20"/>
+          <w:lang w:eastAsia="ru-RU"/>
+        </w:rPr>
+        <w:t>"</w:t>
       </w:r>
       <w:r>
         <w:rPr>
@@ -5257,7 +7175,27 @@
           <w:szCs w:val="24"/>
           <w:lang w:eastAsia="ru-RU"/>
         </w:rPr>
-        <w:t xml:space="preserve"> — расположение, где будет создано подразделение (в данном случае внутри существующего подразделения marketing)</w:t>
+        <w:t xml:space="preserve"> — расположение, где будет создано подразделение (в данном случае внутри существующего подразделения </w:t>
+      </w:r>
+      <w:proofErr w:type="spellStart"/>
+      <w:r>
+        <w:rPr>
+          <w:rFonts w:eastAsia="Times New Roman" w:cs="Times New Roman"/>
+          <w:sz w:val="24"/>
+          <w:szCs w:val="24"/>
+          <w:lang w:eastAsia="ru-RU"/>
+        </w:rPr>
+        <w:t>marketing</w:t>
+      </w:r>
+      <w:proofErr w:type="spellEnd"/>
+      <w:r>
+        <w:rPr>
+          <w:rFonts w:eastAsia="Times New Roman" w:cs="Times New Roman"/>
+          <w:sz w:val="24"/>
+          <w:szCs w:val="24"/>
+          <w:lang w:eastAsia="ru-RU"/>
+        </w:rPr>
+        <w:t>)</w:t>
       </w:r>
     </w:p>
     <w:p>
@@ -5281,8 +7219,39 @@
           <w:szCs w:val="20"/>
           <w:lang w:eastAsia="ru-RU"/>
         </w:rPr>
-        <w:t>-ProtectedFromAccidentalDeletion $true</w:t>
-      </w:r>
+        <w:t>-</w:t>
+      </w:r>
+      <w:proofErr w:type="spellStart"/>
+      <w:r>
+        <w:rPr>
+          <w:rFonts w:ascii="Courier New" w:eastAsia="Times New Roman" w:hAnsi="Courier New" w:cs="Courier New"/>
+          <w:sz w:val="20"/>
+          <w:szCs w:val="20"/>
+          <w:lang w:eastAsia="ru-RU"/>
+        </w:rPr>
+        <w:t>ProtectedFromAccidentalDeletion</w:t>
+      </w:r>
+      <w:proofErr w:type="spellEnd"/>
+      <w:r>
+        <w:rPr>
+          <w:rFonts w:ascii="Courier New" w:eastAsia="Times New Roman" w:hAnsi="Courier New" w:cs="Courier New"/>
+          <w:sz w:val="20"/>
+          <w:szCs w:val="20"/>
+          <w:lang w:eastAsia="ru-RU"/>
+        </w:rPr>
+        <w:t xml:space="preserve"> $</w:t>
+      </w:r>
+      <w:proofErr w:type="spellStart"/>
+      <w:r>
+        <w:rPr>
+          <w:rFonts w:ascii="Courier New" w:eastAsia="Times New Roman" w:hAnsi="Courier New" w:cs="Courier New"/>
+          <w:sz w:val="20"/>
+          <w:szCs w:val="20"/>
+          <w:lang w:eastAsia="ru-RU"/>
+        </w:rPr>
+        <w:t>true</w:t>
+      </w:r>
+      <w:proofErr w:type="spellEnd"/>
       <w:r>
         <w:rPr>
           <w:rFonts w:eastAsia="Times New Roman" w:cs="Times New Roman"/>
@@ -5324,8 +7293,17 @@
           <w:b/>
           <w:bCs/>
         </w:rPr>
-        <w:t>Урок 3: Выполнение массовых операций с помощью Windows PowerShell</w:t>
-      </w:r>
+        <w:t xml:space="preserve">Урок 3: Выполнение массовых операций с помощью Windows </w:t>
+      </w:r>
+      <w:proofErr w:type="spellStart"/>
+      <w:r>
+        <w:rPr>
+          <w:b/>
+          <w:bCs/>
+        </w:rPr>
+        <w:t>PowerShell</w:t>
+      </w:r>
+      <w:proofErr w:type="spellEnd"/>
     </w:p>
     <w:p>
       <w:pPr>
@@ -5357,8 +7335,13 @@
         </w:numPr>
       </w:pPr>
       <w:r>
-        <w:t>Запрос объектов с помощью Windows PowerShell</w:t>
-      </w:r>
+        <w:t xml:space="preserve">Запрос объектов с помощью Windows </w:t>
+      </w:r>
+      <w:proofErr w:type="spellStart"/>
+      <w:r>
+        <w:t>PowerShell</w:t>
+      </w:r>
+      <w:proofErr w:type="spellEnd"/>
     </w:p>
     <w:p>
       <w:pPr>
@@ -5368,8 +7351,13 @@
         </w:numPr>
       </w:pPr>
       <w:r>
-        <w:t>Изменение объектов с помощью Windows PowerShell</w:t>
-      </w:r>
+        <w:t xml:space="preserve">Изменение объектов с помощью Windows </w:t>
+      </w:r>
+      <w:proofErr w:type="spellStart"/>
+      <w:r>
+        <w:t>PowerShell</w:t>
+      </w:r>
+      <w:proofErr w:type="spellEnd"/>
     </w:p>
     <w:p>
       <w:pPr>
@@ -5390,8 +7378,13 @@
         </w:numPr>
       </w:pPr>
       <w:r>
-        <w:t>Демонстрация: Выполнение массовых операций с помощью Windows PowerShell</w:t>
-      </w:r>
+        <w:t xml:space="preserve">Демонстрация: Выполнение массовых операций с помощью Windows </w:t>
+      </w:r>
+      <w:proofErr w:type="spellStart"/>
+      <w:r>
+        <w:t>PowerShell</w:t>
+      </w:r>
+      <w:proofErr w:type="spellEnd"/>
     </w:p>
     <w:p/>
     <w:p>
@@ -5406,7 +7399,6 @@
           <w:b/>
           <w:bCs/>
         </w:rPr>
-        <w:lastRenderedPageBreak/>
         <w:t>Ч</w:t>
       </w:r>
       <w:r>
@@ -5555,6 +7547,7 @@
         </w:numPr>
       </w:pPr>
       <w:r>
+        <w:lastRenderedPageBreak/>
         <w:t>Создать запрос для всех пользователей</w:t>
       </w:r>
     </w:p>
@@ -5653,19 +7646,20 @@
       <w:r>
         <w:t xml:space="preserve">, и такой командой они создаются без пароля в выключенном </w:t>
       </w:r>
+      <w:proofErr w:type="gramStart"/>
       <w:r>
         <w:t xml:space="preserve">состоянии </w:t>
       </w:r>
       <w:r>
         <w:t>:</w:t>
       </w:r>
+      <w:proofErr w:type="gramEnd"/>
     </w:p>
     <w:p>
       <w:r>
         <w:rPr>
           <w:noProof/>
         </w:rPr>
-        <w:lastRenderedPageBreak/>
         <w:drawing>
           <wp:inline distT="0" distB="0" distL="0" distR="0" wp14:anchorId="54ECA800" wp14:editId="2CAA8A14">
             <wp:extent cx="1888672" cy="1652588"/>
@@ -5832,8 +7826,13 @@
           </w:tcPr>
           <w:p>
             <w:r>
-              <w:t>Get-ADUser</w:t>
-            </w:r>
+              <w:t>Get-</w:t>
+            </w:r>
+            <w:proofErr w:type="spellStart"/>
+            <w:r>
+              <w:t>ADUser</w:t>
+            </w:r>
+            <w:proofErr w:type="spellEnd"/>
           </w:p>
         </w:tc>
         <w:tc>
@@ -5861,7 +7860,31 @@
           </w:tcPr>
           <w:p>
             <w:r>
-              <w:t>-Filter {samaccountname -like "user*"}</w:t>
+              <w:t>-Filter {</w:t>
+            </w:r>
+            <w:proofErr w:type="spellStart"/>
+            <w:r>
+              <w:t>samaccountname</w:t>
+            </w:r>
+            <w:proofErr w:type="spellEnd"/>
+            <w:r>
+              <w:t xml:space="preserve"> -</w:t>
+            </w:r>
+            <w:proofErr w:type="spellStart"/>
+            <w:r>
+              <w:t>like</w:t>
+            </w:r>
+            <w:proofErr w:type="spellEnd"/>
+            <w:r>
+              <w:t xml:space="preserve"> "</w:t>
+            </w:r>
+            <w:proofErr w:type="spellStart"/>
+            <w:r>
+              <w:t>user</w:t>
+            </w:r>
+            <w:proofErr w:type="spellEnd"/>
+            <w:r>
+              <w:t>*"}</w:t>
             </w:r>
           </w:p>
         </w:tc>
@@ -5873,7 +7896,31 @@
           </w:tcPr>
           <w:p>
             <w:r>
-              <w:t>Параметр фильтрации, который отбирает пользователей, чье имя входа (samAccountName) соответствует шаблону user* (начинается с "user")</w:t>
+              <w:t>Параметр фильтрации, который отбирает пользователей, чье имя входа (</w:t>
+            </w:r>
+            <w:proofErr w:type="spellStart"/>
+            <w:r>
+              <w:t>samAccountName</w:t>
+            </w:r>
+            <w:proofErr w:type="spellEnd"/>
+            <w:r>
+              <w:t xml:space="preserve">) соответствует шаблону </w:t>
+            </w:r>
+            <w:proofErr w:type="spellStart"/>
+            <w:r>
+              <w:t>user</w:t>
+            </w:r>
+            <w:proofErr w:type="spellEnd"/>
+            <w:r>
+              <w:t>* (начинается с "</w:t>
+            </w:r>
+            <w:proofErr w:type="spellStart"/>
+            <w:r>
+              <w:t>user</w:t>
+            </w:r>
+            <w:proofErr w:type="spellEnd"/>
+            <w:r>
+              <w:t>")</w:t>
             </w:r>
           </w:p>
         </w:tc>
@@ -5890,7 +7937,6 @@
         <w:rPr>
           <w:noProof/>
         </w:rPr>
-        <w:lastRenderedPageBreak/>
         <w:drawing>
           <wp:inline distT="0" distB="0" distL="0" distR="0" wp14:anchorId="3C8FAF34" wp14:editId="61C9E1A4">
             <wp:extent cx="4462776" cy="4286250"/>
@@ -6005,30 +8051,47 @@
           </wp:anchor>
         </w:drawing>
       </w:r>
-      <w:r>
-        <w:t>ComplexityEnabled: True — требуется сложный пароль</w:t>
+      <w:proofErr w:type="spellStart"/>
+      <w:r>
+        <w:t>ComplexityEnabled</w:t>
+      </w:r>
+      <w:proofErr w:type="spellEnd"/>
+      <w:r>
+        <w:t>: True — требуется сложный пароль</w:t>
       </w:r>
     </w:p>
     <w:p>
       <w:pPr>
         <w:ind w:left="720"/>
       </w:pPr>
-      <w:r>
-        <w:t>MinPasswordLength — минимальная длина пароля</w:t>
+      <w:proofErr w:type="spellStart"/>
+      <w:r>
+        <w:t>MinPasswordLength</w:t>
+      </w:r>
+      <w:proofErr w:type="spellEnd"/>
+      <w:r>
+        <w:t xml:space="preserve"> — минимальная длина пароля</w:t>
       </w:r>
     </w:p>
     <w:p>
       <w:pPr>
         <w:ind w:left="720"/>
       </w:pPr>
-      <w:r>
-        <w:t>PasswordHistoryCount — сколько предыдущих паролей нельзя использовать</w:t>
-      </w:r>
-    </w:p>
-    <w:p>
-      <w:r>
+      <w:proofErr w:type="spellStart"/>
+      <w:r>
+        <w:t>PasswordHistoryCount</w:t>
+      </w:r>
+      <w:proofErr w:type="spellEnd"/>
+      <w:r>
+        <w:t xml:space="preserve"> — сколько предыдущих паролей нельзя использовать</w:t>
+      </w:r>
+    </w:p>
+    <w:p>
+      <w:r>
+        <w:lastRenderedPageBreak/>
         <w:t xml:space="preserve">Теперь нужно создать переменную с типом </w:t>
       </w:r>
+      <w:proofErr w:type="spellStart"/>
       <w:r>
         <w:rPr>
           <w:b/>
@@ -6037,6 +8100,7 @@
         </w:rPr>
         <w:t>SecureString</w:t>
       </w:r>
+      <w:proofErr w:type="spellEnd"/>
       <w:r>
         <w:rPr>
           <w:b/>
@@ -6047,12 +8111,14 @@
       <w:r>
         <w:t xml:space="preserve">для этого нужно считать этот </w:t>
       </w:r>
+      <w:proofErr w:type="spellStart"/>
       <w:r>
         <w:rPr>
           <w:lang w:val="en-US"/>
         </w:rPr>
         <w:t>SecureString</w:t>
       </w:r>
+      <w:proofErr w:type="spellEnd"/>
       <w:r>
         <w:t xml:space="preserve"> из консоли</w:t>
       </w:r>
@@ -6109,7 +8175,6 @@
         <w:rPr>
           <w:noProof/>
         </w:rPr>
-        <w:lastRenderedPageBreak/>
         <w:drawing>
           <wp:inline distT="0" distB="0" distL="0" distR="0" wp14:anchorId="473265ED" wp14:editId="14878679">
             <wp:extent cx="5939790" cy="347345"/>
@@ -6260,7 +8325,31 @@
         </w:numPr>
       </w:pPr>
       <w:r>
-        <w:t>-eq, -ieq, -ceq - равно</w:t>
+        <w:t>-</w:t>
+      </w:r>
+      <w:proofErr w:type="spellStart"/>
+      <w:r>
+        <w:t>eq</w:t>
+      </w:r>
+      <w:proofErr w:type="spellEnd"/>
+      <w:r>
+        <w:t>, -</w:t>
+      </w:r>
+      <w:proofErr w:type="spellStart"/>
+      <w:r>
+        <w:t>ieq</w:t>
+      </w:r>
+      <w:proofErr w:type="spellEnd"/>
+      <w:r>
+        <w:t>, -</w:t>
+      </w:r>
+      <w:proofErr w:type="spellStart"/>
+      <w:r>
+        <w:t>ceq</w:t>
+      </w:r>
+      <w:proofErr w:type="spellEnd"/>
+      <w:r>
+        <w:t> - равно</w:t>
       </w:r>
     </w:p>
     <w:p>
@@ -6271,7 +8360,31 @@
         </w:numPr>
       </w:pPr>
       <w:r>
-        <w:t>-ne, -ine, -cne - не равно</w:t>
+        <w:t>-</w:t>
+      </w:r>
+      <w:proofErr w:type="spellStart"/>
+      <w:r>
+        <w:t>ne</w:t>
+      </w:r>
+      <w:proofErr w:type="spellEnd"/>
+      <w:r>
+        <w:t>, -</w:t>
+      </w:r>
+      <w:proofErr w:type="spellStart"/>
+      <w:r>
+        <w:t>ine</w:t>
+      </w:r>
+      <w:proofErr w:type="spellEnd"/>
+      <w:r>
+        <w:t>, -</w:t>
+      </w:r>
+      <w:proofErr w:type="spellStart"/>
+      <w:r>
+        <w:t>cne</w:t>
+      </w:r>
+      <w:proofErr w:type="spellEnd"/>
+      <w:r>
+        <w:t> - не равно</w:t>
       </w:r>
     </w:p>
     <w:p>
@@ -6282,7 +8395,31 @@
         </w:numPr>
       </w:pPr>
       <w:r>
-        <w:t>-gt, -igt, -cgt - больше</w:t>
+        <w:t>-</w:t>
+      </w:r>
+      <w:proofErr w:type="spellStart"/>
+      <w:r>
+        <w:t>gt</w:t>
+      </w:r>
+      <w:proofErr w:type="spellEnd"/>
+      <w:r>
+        <w:t>, -</w:t>
+      </w:r>
+      <w:proofErr w:type="spellStart"/>
+      <w:r>
+        <w:t>igt</w:t>
+      </w:r>
+      <w:proofErr w:type="spellEnd"/>
+      <w:r>
+        <w:t>, -</w:t>
+      </w:r>
+      <w:proofErr w:type="spellStart"/>
+      <w:r>
+        <w:t>cgt</w:t>
+      </w:r>
+      <w:proofErr w:type="spellEnd"/>
+      <w:r>
+        <w:t> - больше</w:t>
       </w:r>
     </w:p>
     <w:p>
@@ -6293,7 +8430,32 @@
         </w:numPr>
       </w:pPr>
       <w:r>
-        <w:t>-ge, -ige, -cge - больше или равно</w:t>
+        <w:lastRenderedPageBreak/>
+        <w:t>-</w:t>
+      </w:r>
+      <w:proofErr w:type="spellStart"/>
+      <w:r>
+        <w:t>ge</w:t>
+      </w:r>
+      <w:proofErr w:type="spellEnd"/>
+      <w:r>
+        <w:t>, -</w:t>
+      </w:r>
+      <w:proofErr w:type="spellStart"/>
+      <w:r>
+        <w:t>ige</w:t>
+      </w:r>
+      <w:proofErr w:type="spellEnd"/>
+      <w:r>
+        <w:t>, -</w:t>
+      </w:r>
+      <w:proofErr w:type="spellStart"/>
+      <w:r>
+        <w:t>cge</w:t>
+      </w:r>
+      <w:proofErr w:type="spellEnd"/>
+      <w:r>
+        <w:t> - больше или равно</w:t>
       </w:r>
     </w:p>
     <w:p>
@@ -6304,7 +8466,31 @@
         </w:numPr>
       </w:pPr>
       <w:r>
-        <w:t>-lt, -ilt, -clt - меньше</w:t>
+        <w:t>-</w:t>
+      </w:r>
+      <w:proofErr w:type="spellStart"/>
+      <w:r>
+        <w:t>lt</w:t>
+      </w:r>
+      <w:proofErr w:type="spellEnd"/>
+      <w:r>
+        <w:t>, -</w:t>
+      </w:r>
+      <w:proofErr w:type="spellStart"/>
+      <w:r>
+        <w:t>ilt</w:t>
+      </w:r>
+      <w:proofErr w:type="spellEnd"/>
+      <w:r>
+        <w:t>, -</w:t>
+      </w:r>
+      <w:proofErr w:type="spellStart"/>
+      <w:r>
+        <w:t>clt</w:t>
+      </w:r>
+      <w:proofErr w:type="spellEnd"/>
+      <w:r>
+        <w:t> - меньше</w:t>
       </w:r>
     </w:p>
     <w:p>
@@ -6315,7 +8501,562 @@
         </w:numPr>
       </w:pPr>
       <w:r>
-        <w:t>-le, -ile, -cle - меньше или равно</w:t>
+        <w:t>-</w:t>
+      </w:r>
+      <w:proofErr w:type="spellStart"/>
+      <w:r>
+        <w:t>le</w:t>
+      </w:r>
+      <w:proofErr w:type="spellEnd"/>
+      <w:r>
+        <w:t>, -</w:t>
+      </w:r>
+      <w:proofErr w:type="spellStart"/>
+      <w:r>
+        <w:t>ile</w:t>
+      </w:r>
+      <w:proofErr w:type="spellEnd"/>
+      <w:r>
+        <w:t>, -</w:t>
+      </w:r>
+      <w:proofErr w:type="spellStart"/>
+      <w:r>
+        <w:t>cle</w:t>
+      </w:r>
+      <w:proofErr w:type="spellEnd"/>
+      <w:r>
+        <w:t> - меньше или равно</w:t>
+      </w:r>
+    </w:p>
+    <w:p/>
+    <w:p>
+      <w:pPr>
+        <w:rPr>
+          <w:b/>
+          <w:bCs/>
+        </w:rPr>
+      </w:pPr>
+      <w:r>
+        <w:rPr>
+          <w:b/>
+          <w:bCs/>
+        </w:rPr>
+        <w:t xml:space="preserve">Изменение объектов с помощью Windows </w:t>
+      </w:r>
+      <w:proofErr w:type="spellStart"/>
+      <w:r>
+        <w:rPr>
+          <w:b/>
+          <w:bCs/>
+        </w:rPr>
+        <w:t>PowerShell</w:t>
+      </w:r>
+      <w:proofErr w:type="spellEnd"/>
+    </w:p>
+    <w:p>
+      <w:r>
+        <w:t xml:space="preserve">Используйте символ вертикальной черты </w:t>
+      </w:r>
+      <w:proofErr w:type="gramStart"/>
+      <w:r>
+        <w:t>( |</w:t>
+      </w:r>
+      <w:proofErr w:type="gramEnd"/>
+      <w:r>
+        <w:t xml:space="preserve"> ) для передачи списка объектов командлету для дальнейшей обработки.</w:t>
+      </w:r>
+    </w:p>
+    <w:p>
+      <w:r>
+        <w:t>| (конвейер/</w:t>
+      </w:r>
+      <w:proofErr w:type="spellStart"/>
+      <w:r>
+        <w:t>pipe</w:t>
+      </w:r>
+      <w:proofErr w:type="spellEnd"/>
+      <w:r>
+        <w:t>)</w:t>
+      </w:r>
+      <w:r>
+        <w:t xml:space="preserve"> - п</w:t>
+      </w:r>
+      <w:r>
+        <w:t>ередаёт результаты из левой команды в правую</w:t>
+      </w:r>
+    </w:p>
+    <w:p>
+      <w:r>
+        <w:rPr>
+          <w:b/>
+          <w:bCs/>
+        </w:rPr>
+        <w:t>Пример 1</w:t>
+      </w:r>
+      <w:r>
+        <w:rPr>
+          <w:b/>
+          <w:bCs/>
+        </w:rPr>
+        <w:t>:</w:t>
+      </w:r>
+      <w:r>
+        <w:t xml:space="preserve"> найти</w:t>
+      </w:r>
+      <w:r>
+        <w:t xml:space="preserve"> всех пользователей, у которых поле Company пустое, и установить им компанию "A. </w:t>
+      </w:r>
+      <w:proofErr w:type="spellStart"/>
+      <w:r>
+        <w:t>Datum</w:t>
+      </w:r>
+      <w:proofErr w:type="spellEnd"/>
+      <w:r>
+        <w:t>"</w:t>
+      </w:r>
+    </w:p>
+    <w:p>
+      <w:r>
+        <w:rPr>
+          <w:lang w:val="en-US"/>
+        </w:rPr>
+        <w:t>Get-</w:t>
+      </w:r>
+      <w:proofErr w:type="spellStart"/>
+      <w:r>
+        <w:rPr>
+          <w:lang w:val="en-US"/>
+        </w:rPr>
+        <w:t>ADUser</w:t>
+      </w:r>
+      <w:proofErr w:type="spellEnd"/>
+      <w:r>
+        <w:rPr>
+          <w:lang w:val="en-US"/>
+        </w:rPr>
+        <w:t xml:space="preserve"> -Filter {company -</w:t>
+      </w:r>
+      <w:proofErr w:type="spellStart"/>
+      <w:r>
+        <w:rPr>
+          <w:lang w:val="en-US"/>
+        </w:rPr>
+        <w:t>notlike</w:t>
+      </w:r>
+      <w:proofErr w:type="spellEnd"/>
+      <w:r>
+        <w:rPr>
+          <w:lang w:val="en-US"/>
+        </w:rPr>
+        <w:t xml:space="preserve"> "*"} |</w:t>
+      </w:r>
+      <w:r>
+        <w:rPr>
+          <w:lang w:val="en-US"/>
+        </w:rPr>
+        <w:t xml:space="preserve"> </w:t>
+      </w:r>
+      <w:r>
+        <w:rPr>
+          <w:lang w:val="en-US"/>
+        </w:rPr>
+        <w:t>Set-</w:t>
+      </w:r>
+      <w:proofErr w:type="spellStart"/>
+      <w:r>
+        <w:rPr>
+          <w:lang w:val="en-US"/>
+        </w:rPr>
+        <w:t>ADUser</w:t>
+      </w:r>
+      <w:proofErr w:type="spellEnd"/>
+      <w:r>
+        <w:rPr>
+          <w:lang w:val="en-US"/>
+        </w:rPr>
+        <w:t xml:space="preserve"> -Company "A. Datum"</w:t>
+      </w:r>
+    </w:p>
+    <w:p>
+      <w:r>
+        <w:t xml:space="preserve">Результат работы </w:t>
+      </w:r>
+      <w:r>
+        <w:rPr>
+          <w:lang w:val="en-US"/>
+        </w:rPr>
+        <w:t>Get</w:t>
+      </w:r>
+      <w:r>
+        <w:t>-</w:t>
+      </w:r>
+      <w:proofErr w:type="spellStart"/>
+      <w:r>
+        <w:rPr>
+          <w:lang w:val="en-US"/>
+        </w:rPr>
+        <w:t>ADUser</w:t>
+      </w:r>
+      <w:proofErr w:type="spellEnd"/>
+      <w:r>
+        <w:t xml:space="preserve"> передаем командлету </w:t>
+      </w:r>
+      <w:r>
+        <w:rPr>
+          <w:lang w:val="en-US"/>
+        </w:rPr>
+        <w:t>Set</w:t>
+      </w:r>
+      <w:r>
+        <w:t>-</w:t>
+      </w:r>
+      <w:proofErr w:type="spellStart"/>
+      <w:r>
+        <w:rPr>
+          <w:lang w:val="en-US"/>
+        </w:rPr>
+        <w:t>ADUser</w:t>
+      </w:r>
+      <w:proofErr w:type="spellEnd"/>
+      <w:r>
+        <w:t xml:space="preserve"> – он работает с теми же объектами, что и возвращает </w:t>
+      </w:r>
+      <w:r>
+        <w:rPr>
+          <w:lang w:val="en-US"/>
+        </w:rPr>
+        <w:t>Get</w:t>
+      </w:r>
+      <w:r>
+        <w:t>-</w:t>
+      </w:r>
+      <w:proofErr w:type="spellStart"/>
+      <w:r>
+        <w:rPr>
+          <w:lang w:val="en-US"/>
+        </w:rPr>
+        <w:t>ADUser</w:t>
+      </w:r>
+      <w:proofErr w:type="spellEnd"/>
+      <w:r>
+        <w:t xml:space="preserve">, </w:t>
+      </w:r>
+      <w:r>
+        <w:t>поэтому</w:t>
+      </w:r>
+      <w:r>
+        <w:t xml:space="preserve"> это работает. Когда командлеты работают с разными сущностями, например первый вернёт юзеров, в второй работает с текстом – то это может не сработать, а может сработать.</w:t>
+      </w:r>
+    </w:p>
+    <w:p/>
+    <w:p>
+      <w:r>
+        <w:rPr>
+          <w:b/>
+          <w:bCs/>
+        </w:rPr>
+        <w:t>Пример 2</w:t>
+      </w:r>
+      <w:r>
+        <w:rPr>
+          <w:b/>
+          <w:bCs/>
+        </w:rPr>
+        <w:t>:</w:t>
+      </w:r>
+      <w:r>
+        <w:t xml:space="preserve"> найти</w:t>
+      </w:r>
+      <w:r>
+        <w:t xml:space="preserve"> всех пользователей с датой последнего входа ранее 1 января 2012 года и отключить их учётные записи</w:t>
+      </w:r>
+    </w:p>
+    <w:p>
+      <w:pPr>
+        <w:rPr>
+          <w:lang w:val="en-US"/>
+        </w:rPr>
+      </w:pPr>
+      <w:r>
+        <w:rPr>
+          <w:lang w:val="en-US"/>
+        </w:rPr>
+        <w:t>Get-</w:t>
+      </w:r>
+      <w:proofErr w:type="spellStart"/>
+      <w:r>
+        <w:rPr>
+          <w:lang w:val="en-US"/>
+        </w:rPr>
+        <w:t>ADUser</w:t>
+      </w:r>
+      <w:proofErr w:type="spellEnd"/>
+      <w:r>
+        <w:rPr>
+          <w:lang w:val="en-US"/>
+        </w:rPr>
+        <w:t xml:space="preserve"> -Filter {</w:t>
+      </w:r>
+      <w:proofErr w:type="spellStart"/>
+      <w:r>
+        <w:rPr>
+          <w:lang w:val="en-US"/>
+        </w:rPr>
+        <w:t>lastlogondate</w:t>
+      </w:r>
+      <w:proofErr w:type="spellEnd"/>
+      <w:r>
+        <w:rPr>
+          <w:lang w:val="en-US"/>
+        </w:rPr>
+        <w:t xml:space="preserve"> -</w:t>
+      </w:r>
+      <w:proofErr w:type="spellStart"/>
+      <w:r>
+        <w:rPr>
+          <w:lang w:val="en-US"/>
+        </w:rPr>
+        <w:t>lt</w:t>
+      </w:r>
+      <w:proofErr w:type="spellEnd"/>
+      <w:r>
+        <w:rPr>
+          <w:lang w:val="en-US"/>
+        </w:rPr>
+        <w:t xml:space="preserve"> "January 1, 2012"} | Disable-</w:t>
+      </w:r>
+      <w:proofErr w:type="spellStart"/>
+      <w:r>
+        <w:rPr>
+          <w:lang w:val="en-US"/>
+        </w:rPr>
+        <w:t>ADAccount</w:t>
+      </w:r>
+      <w:proofErr w:type="spellEnd"/>
+    </w:p>
+    <w:p/>
+    <w:p>
+      <w:r>
+        <w:rPr>
+          <w:b/>
+          <w:bCs/>
+        </w:rPr>
+        <w:t>Пример 3</w:t>
+      </w:r>
+      <w:r>
+        <w:rPr>
+          <w:b/>
+          <w:bCs/>
+        </w:rPr>
+        <w:t>:</w:t>
+      </w:r>
+      <w:r>
+        <w:t xml:space="preserve"> взять</w:t>
+      </w:r>
+      <w:r>
+        <w:t xml:space="preserve"> список имён пользователей из файла C:\users.txt и отключить их учётные записи</w:t>
+      </w:r>
+    </w:p>
+    <w:p>
+      <w:r>
+        <w:rPr>
+          <w:lang w:val="en-US"/>
+        </w:rPr>
+        <w:t>Get-Content C:\users.txt | Disable-</w:t>
+      </w:r>
+      <w:proofErr w:type="spellStart"/>
+      <w:r>
+        <w:rPr>
+          <w:lang w:val="en-US"/>
+        </w:rPr>
+        <w:t>ADAccount</w:t>
+      </w:r>
+      <w:proofErr w:type="spellEnd"/>
+    </w:p>
+    <w:p>
+      <w:r>
+        <w:t>Эта команда умеет читать текстовые файлы, по одной текстовой строке на объект. Вернет содержимое файла в виде набора объектов каждый из которого представляет собой текстовую строку.</w:t>
+      </w:r>
+    </w:p>
+    <w:p/>
+    <w:p>
+      <w:pPr>
+        <w:rPr>
+          <w:b/>
+          <w:bCs/>
+        </w:rPr>
+      </w:pPr>
+      <w:r>
+        <w:rPr>
+          <w:b/>
+          <w:bCs/>
+        </w:rPr>
+        <w:t>Работа с CSV-файлами</w:t>
+      </w:r>
+    </w:p>
+    <w:p>
+      <w:pPr>
+        <w:rPr>
+          <w:b/>
+          <w:bCs/>
+        </w:rPr>
+      </w:pPr>
+      <w:r>
+        <w:t xml:space="preserve">Для работы с табличными данными можно использовать командлет </w:t>
+      </w:r>
+      <w:r>
+        <w:rPr>
+          <w:b/>
+          <w:bCs/>
+          <w:lang w:val="en-US"/>
+        </w:rPr>
+        <w:t>Import</w:t>
+      </w:r>
+      <w:r>
+        <w:rPr>
+          <w:b/>
+          <w:bCs/>
+        </w:rPr>
+        <w:t>-</w:t>
+      </w:r>
+      <w:r>
+        <w:rPr>
+          <w:b/>
+          <w:bCs/>
+          <w:lang w:val="en-US"/>
+        </w:rPr>
+        <w:t>CSV</w:t>
+      </w:r>
+    </w:p>
+    <w:p>
+      <w:r>
+        <w:rPr>
+          <w:lang w:val="en-US"/>
+        </w:rPr>
+        <w:t>CSV</w:t>
+      </w:r>
+      <w:r>
+        <w:t xml:space="preserve"> </w:t>
+      </w:r>
+      <w:r>
+        <w:t xml:space="preserve">– это формат близкий к таблицам. </w:t>
+      </w:r>
+      <w:r>
+        <w:t>Первая строка CSV-файла определяет имена столбцов.</w:t>
+      </w:r>
+    </w:p>
+    <w:p>
+      <w:r>
+        <w:rPr>
+          <w:noProof/>
+        </w:rPr>
+        <w:lastRenderedPageBreak/>
+        <w:drawing>
+          <wp:inline distT="0" distB="0" distL="0" distR="0" wp14:anchorId="1017D01A" wp14:editId="7C973FFF">
+            <wp:extent cx="3000375" cy="1504950"/>
+            <wp:effectExtent l="0" t="0" r="9525" b="0"/>
+            <wp:docPr id="718842887" name="Рисунок 1"/>
+            <wp:cNvGraphicFramePr>
+              <a:graphicFrameLocks xmlns:a="http://schemas.openxmlformats.org/drawingml/2006/main" noChangeAspect="1"/>
+            </wp:cNvGraphicFramePr>
+            <a:graphic xmlns:a="http://schemas.openxmlformats.org/drawingml/2006/main">
+              <a:graphicData uri="http://schemas.openxmlformats.org/drawingml/2006/picture">
+                <pic:pic xmlns:pic="http://schemas.openxmlformats.org/drawingml/2006/picture">
+                  <pic:nvPicPr>
+                    <pic:cNvPr id="718842887" name=""/>
+                    <pic:cNvPicPr/>
+                  </pic:nvPicPr>
+                  <pic:blipFill>
+                    <a:blip r:embed="rId16"/>
+                    <a:stretch>
+                      <a:fillRect/>
+                    </a:stretch>
+                  </pic:blipFill>
+                  <pic:spPr>
+                    <a:xfrm>
+                      <a:off x="0" y="0"/>
+                      <a:ext cx="3000375" cy="1504950"/>
+                    </a:xfrm>
+                    <a:prstGeom prst="rect">
+                      <a:avLst/>
+                    </a:prstGeom>
+                  </pic:spPr>
+                </pic:pic>
+              </a:graphicData>
+            </a:graphic>
+          </wp:inline>
+        </w:drawing>
+      </w:r>
+    </w:p>
+    <w:p>
+      <w:r>
+        <w:t>Импортирует CSV-файл в переменную $</w:t>
+      </w:r>
+      <w:proofErr w:type="spellStart"/>
+      <w:r>
+        <w:t>users</w:t>
+      </w:r>
+      <w:proofErr w:type="spellEnd"/>
+      <w:r>
+        <w:t>. Каждая строка файла становится объектом с тремя свойствами: </w:t>
+      </w:r>
+      <w:proofErr w:type="spellStart"/>
+      <w:r>
+        <w:t>FirstName</w:t>
+      </w:r>
+      <w:proofErr w:type="spellEnd"/>
+      <w:r>
+        <w:t>, </w:t>
+      </w:r>
+      <w:proofErr w:type="spellStart"/>
+      <w:r>
+        <w:t>LastName</w:t>
+      </w:r>
+      <w:proofErr w:type="spellEnd"/>
+      <w:r>
+        <w:t>, Department</w:t>
+      </w:r>
+    </w:p>
+    <w:p>
+      <w:r>
+        <w:rPr>
+          <w:noProof/>
+        </w:rPr>
+        <w:drawing>
+          <wp:inline distT="0" distB="0" distL="0" distR="0" wp14:anchorId="5FAD1253" wp14:editId="029AF044">
+            <wp:extent cx="2867025" cy="669144"/>
+            <wp:effectExtent l="0" t="0" r="0" b="0"/>
+            <wp:docPr id="1655332700" name="Рисунок 1"/>
+            <wp:cNvGraphicFramePr>
+              <a:graphicFrameLocks xmlns:a="http://schemas.openxmlformats.org/drawingml/2006/main" noChangeAspect="1"/>
+            </wp:cNvGraphicFramePr>
+            <a:graphic xmlns:a="http://schemas.openxmlformats.org/drawingml/2006/main">
+              <a:graphicData uri="http://schemas.openxmlformats.org/drawingml/2006/picture">
+                <pic:pic xmlns:pic="http://schemas.openxmlformats.org/drawingml/2006/picture">
+                  <pic:nvPicPr>
+                    <pic:cNvPr id="1655332700" name=""/>
+                    <pic:cNvPicPr/>
+                  </pic:nvPicPr>
+                  <pic:blipFill>
+                    <a:blip r:embed="rId17"/>
+                    <a:stretch>
+                      <a:fillRect/>
+                    </a:stretch>
+                  </pic:blipFill>
+                  <pic:spPr>
+                    <a:xfrm>
+                      <a:off x="0" y="0"/>
+                      <a:ext cx="2873448" cy="670643"/>
+                    </a:xfrm>
+                    <a:prstGeom prst="rect">
+                      <a:avLst/>
+                    </a:prstGeom>
+                  </pic:spPr>
+                </pic:pic>
+              </a:graphicData>
+            </a:graphic>
+          </wp:inline>
+        </w:drawing>
       </w:r>
     </w:p>
     <w:p/>
@@ -6323,16 +9064,438 @@
     <w:p>
       <w:pPr>
         <w:rPr>
-          <w:lang w:val="en-US"/>
-        </w:rPr>
-      </w:pPr>
-      <w:r>
-        <w:rPr>
-          <w:lang w:val="en-US"/>
-        </w:rPr>
-        <w:t>Get-ADUser</w:t>
-      </w:r>
-    </w:p>
+          <w:b/>
+          <w:bCs/>
+        </w:rPr>
+      </w:pPr>
+      <w:r>
+        <w:rPr>
+          <w:b/>
+          <w:bCs/>
+        </w:rPr>
+        <w:t xml:space="preserve">Демонстрация: выполнение массовых операций с помощью Windows </w:t>
+      </w:r>
+      <w:proofErr w:type="spellStart"/>
+      <w:r>
+        <w:rPr>
+          <w:b/>
+          <w:bCs/>
+        </w:rPr>
+        <w:t>PowerShell</w:t>
+      </w:r>
+      <w:proofErr w:type="spellEnd"/>
+    </w:p>
+    <w:p>
+      <w:r>
+        <w:t>В ходе этой демонстрации вы увидите, как:</w:t>
+      </w:r>
+    </w:p>
+    <w:p>
+      <w:pPr>
+        <w:numPr>
+          <w:ilvl w:val="0"/>
+          <w:numId w:val="17"/>
+        </w:numPr>
+      </w:pPr>
+      <w:r>
+        <w:t>Настроить отдел для пользователей</w:t>
+      </w:r>
+    </w:p>
+    <w:p>
+      <w:pPr>
+        <w:numPr>
+          <w:ilvl w:val="0"/>
+          <w:numId w:val="17"/>
+        </w:numPr>
+      </w:pPr>
+      <w:r>
+        <w:t>Создать подразделение (OU)</w:t>
+      </w:r>
+    </w:p>
+    <w:p>
+      <w:pPr>
+        <w:numPr>
+          <w:ilvl w:val="0"/>
+          <w:numId w:val="17"/>
+        </w:numPr>
+      </w:pPr>
+      <w:r>
+        <w:t>Запустить сценарий для создания новых учётных записей пользователей</w:t>
+      </w:r>
+    </w:p>
+    <w:p>
+      <w:pPr>
+        <w:numPr>
+          <w:ilvl w:val="0"/>
+          <w:numId w:val="17"/>
+        </w:numPr>
+      </w:pPr>
+      <w:r>
+        <w:t>Проверить, что новые учётные записи пользователей созданы</w:t>
+      </w:r>
+    </w:p>
+    <w:p/>
+    <w:p>
+      <w:pPr>
+        <w:rPr>
+          <w:lang w:val="en-US"/>
+        </w:rPr>
+      </w:pPr>
+      <w:r>
+        <w:t xml:space="preserve">Создадим файл – таблицу с пользователями формата </w:t>
+      </w:r>
+      <w:r>
+        <w:rPr>
+          <w:lang w:val="en-US"/>
+        </w:rPr>
+        <w:t>csv</w:t>
+      </w:r>
+      <w:r>
+        <w:t>:</w:t>
+      </w:r>
+    </w:p>
+    <w:p>
+      <w:pPr>
+        <w:rPr>
+          <w:lang w:val="en-US"/>
+        </w:rPr>
+      </w:pPr>
+      <w:r>
+        <w:rPr>
+          <w:noProof/>
+        </w:rPr>
+        <w:drawing>
+          <wp:inline distT="0" distB="0" distL="0" distR="0" wp14:anchorId="59A49DE4" wp14:editId="1B4A10E4">
+            <wp:extent cx="2695575" cy="1695450"/>
+            <wp:effectExtent l="0" t="0" r="9525" b="0"/>
+            <wp:docPr id="1187528931" name="Рисунок 1"/>
+            <wp:cNvGraphicFramePr>
+              <a:graphicFrameLocks xmlns:a="http://schemas.openxmlformats.org/drawingml/2006/main" noChangeAspect="1"/>
+            </wp:cNvGraphicFramePr>
+            <a:graphic xmlns:a="http://schemas.openxmlformats.org/drawingml/2006/main">
+              <a:graphicData uri="http://schemas.openxmlformats.org/drawingml/2006/picture">
+                <pic:pic xmlns:pic="http://schemas.openxmlformats.org/drawingml/2006/picture">
+                  <pic:nvPicPr>
+                    <pic:cNvPr id="1187528931" name=""/>
+                    <pic:cNvPicPr/>
+                  </pic:nvPicPr>
+                  <pic:blipFill>
+                    <a:blip r:embed="rId18"/>
+                    <a:stretch>
+                      <a:fillRect/>
+                    </a:stretch>
+                  </pic:blipFill>
+                  <pic:spPr>
+                    <a:xfrm>
+                      <a:off x="0" y="0"/>
+                      <a:ext cx="2695575" cy="1695450"/>
+                    </a:xfrm>
+                    <a:prstGeom prst="rect">
+                      <a:avLst/>
+                    </a:prstGeom>
+                  </pic:spPr>
+                </pic:pic>
+              </a:graphicData>
+            </a:graphic>
+          </wp:inline>
+        </w:drawing>
+      </w:r>
+    </w:p>
+    <w:p>
+      <w:pPr>
+        <w:rPr>
+          <w:lang w:val="en-US"/>
+        </w:rPr>
+      </w:pPr>
+    </w:p>
+    <w:p/>
+    <w:p/>
+    <w:p>
+      <w:r>
+        <w:lastRenderedPageBreak/>
+        <w:t>Поместим данные файла в переменную и прочтём её:</w:t>
+      </w:r>
+    </w:p>
+    <w:p>
+      <w:r>
+        <w:rPr>
+          <w:noProof/>
+        </w:rPr>
+        <w:drawing>
+          <wp:inline distT="0" distB="0" distL="0" distR="0" wp14:anchorId="5B2A474B" wp14:editId="5D76DA24">
+            <wp:extent cx="5939790" cy="922020"/>
+            <wp:effectExtent l="0" t="0" r="3810" b="0"/>
+            <wp:docPr id="1566864553" name="Рисунок 1"/>
+            <wp:cNvGraphicFramePr>
+              <a:graphicFrameLocks xmlns:a="http://schemas.openxmlformats.org/drawingml/2006/main" noChangeAspect="1"/>
+            </wp:cNvGraphicFramePr>
+            <a:graphic xmlns:a="http://schemas.openxmlformats.org/drawingml/2006/main">
+              <a:graphicData uri="http://schemas.openxmlformats.org/drawingml/2006/picture">
+                <pic:pic xmlns:pic="http://schemas.openxmlformats.org/drawingml/2006/picture">
+                  <pic:nvPicPr>
+                    <pic:cNvPr id="1566864553" name=""/>
+                    <pic:cNvPicPr/>
+                  </pic:nvPicPr>
+                  <pic:blipFill>
+                    <a:blip r:embed="rId19"/>
+                    <a:stretch>
+                      <a:fillRect/>
+                    </a:stretch>
+                  </pic:blipFill>
+                  <pic:spPr>
+                    <a:xfrm>
+                      <a:off x="0" y="0"/>
+                      <a:ext cx="5939790" cy="922020"/>
+                    </a:xfrm>
+                    <a:prstGeom prst="rect">
+                      <a:avLst/>
+                    </a:prstGeom>
+                  </pic:spPr>
+                </pic:pic>
+              </a:graphicData>
+            </a:graphic>
+          </wp:inline>
+        </w:drawing>
+      </w:r>
+    </w:p>
+    <w:p>
+      <w:r>
+        <w:t>Создадим переменную с паролем:</w:t>
+      </w:r>
+    </w:p>
+    <w:p>
+      <w:r>
+        <w:rPr>
+          <w:noProof/>
+        </w:rPr>
+        <w:drawing>
+          <wp:inline distT="0" distB="0" distL="0" distR="0" wp14:anchorId="4B96E7CC" wp14:editId="19329343">
+            <wp:extent cx="5939790" cy="610870"/>
+            <wp:effectExtent l="0" t="0" r="3810" b="0"/>
+            <wp:docPr id="1678877851" name="Рисунок 1"/>
+            <wp:cNvGraphicFramePr>
+              <a:graphicFrameLocks xmlns:a="http://schemas.openxmlformats.org/drawingml/2006/main" noChangeAspect="1"/>
+            </wp:cNvGraphicFramePr>
+            <a:graphic xmlns:a="http://schemas.openxmlformats.org/drawingml/2006/main">
+              <a:graphicData uri="http://schemas.openxmlformats.org/drawingml/2006/picture">
+                <pic:pic xmlns:pic="http://schemas.openxmlformats.org/drawingml/2006/picture">
+                  <pic:nvPicPr>
+                    <pic:cNvPr id="1678877851" name=""/>
+                    <pic:cNvPicPr/>
+                  </pic:nvPicPr>
+                  <pic:blipFill>
+                    <a:blip r:embed="rId20"/>
+                    <a:stretch>
+                      <a:fillRect/>
+                    </a:stretch>
+                  </pic:blipFill>
+                  <pic:spPr>
+                    <a:xfrm>
+                      <a:off x="0" y="0"/>
+                      <a:ext cx="5939790" cy="610870"/>
+                    </a:xfrm>
+                    <a:prstGeom prst="rect">
+                      <a:avLst/>
+                    </a:prstGeom>
+                  </pic:spPr>
+                </pic:pic>
+              </a:graphicData>
+            </a:graphic>
+          </wp:inline>
+        </w:drawing>
+      </w:r>
+    </w:p>
+    <w:p>
+      <w:r>
+        <w:t>В цикле создадим пользователей:</w:t>
+      </w:r>
+    </w:p>
+    <w:p>
+      <w:r>
+        <w:rPr>
+          <w:noProof/>
+        </w:rPr>
+        <w:drawing>
+          <wp:inline distT="0" distB="0" distL="0" distR="0" wp14:anchorId="30D89C35" wp14:editId="17C48EA3">
+            <wp:extent cx="5939790" cy="446405"/>
+            <wp:effectExtent l="0" t="0" r="3810" b="0"/>
+            <wp:docPr id="622445442" name="Рисунок 1"/>
+            <wp:cNvGraphicFramePr>
+              <a:graphicFrameLocks xmlns:a="http://schemas.openxmlformats.org/drawingml/2006/main" noChangeAspect="1"/>
+            </wp:cNvGraphicFramePr>
+            <a:graphic xmlns:a="http://schemas.openxmlformats.org/drawingml/2006/main">
+              <a:graphicData uri="http://schemas.openxmlformats.org/drawingml/2006/picture">
+                <pic:pic xmlns:pic="http://schemas.openxmlformats.org/drawingml/2006/picture">
+                  <pic:nvPicPr>
+                    <pic:cNvPr id="622445442" name=""/>
+                    <pic:cNvPicPr/>
+                  </pic:nvPicPr>
+                  <pic:blipFill>
+                    <a:blip r:embed="rId21"/>
+                    <a:stretch>
+                      <a:fillRect/>
+                    </a:stretch>
+                  </pic:blipFill>
+                  <pic:spPr>
+                    <a:xfrm>
+                      <a:off x="0" y="0"/>
+                      <a:ext cx="5939790" cy="446405"/>
+                    </a:xfrm>
+                    <a:prstGeom prst="rect">
+                      <a:avLst/>
+                    </a:prstGeom>
+                  </pic:spPr>
+                </pic:pic>
+              </a:graphicData>
+            </a:graphic>
+          </wp:inline>
+        </w:drawing>
+      </w:r>
+    </w:p>
+    <w:p>
+      <w:r>
+        <w:t>По умолчанию все пользователи создаются отключенными, включим их в цикле:</w:t>
+      </w:r>
+      <w:r>
+        <w:br/>
+      </w:r>
+      <w:r>
+        <w:rPr>
+          <w:noProof/>
+        </w:rPr>
+        <w:drawing>
+          <wp:inline distT="0" distB="0" distL="0" distR="0" wp14:anchorId="2F73B168" wp14:editId="47E3F03C">
+            <wp:extent cx="5939790" cy="708660"/>
+            <wp:effectExtent l="0" t="0" r="3810" b="0"/>
+            <wp:docPr id="1104217351" name="Рисунок 1"/>
+            <wp:cNvGraphicFramePr>
+              <a:graphicFrameLocks xmlns:a="http://schemas.openxmlformats.org/drawingml/2006/main" noChangeAspect="1"/>
+            </wp:cNvGraphicFramePr>
+            <a:graphic xmlns:a="http://schemas.openxmlformats.org/drawingml/2006/main">
+              <a:graphicData uri="http://schemas.openxmlformats.org/drawingml/2006/picture">
+                <pic:pic xmlns:pic="http://schemas.openxmlformats.org/drawingml/2006/picture">
+                  <pic:nvPicPr>
+                    <pic:cNvPr id="1104217351" name=""/>
+                    <pic:cNvPicPr/>
+                  </pic:nvPicPr>
+                  <pic:blipFill>
+                    <a:blip r:embed="rId22"/>
+                    <a:stretch>
+                      <a:fillRect/>
+                    </a:stretch>
+                  </pic:blipFill>
+                  <pic:spPr>
+                    <a:xfrm>
+                      <a:off x="0" y="0"/>
+                      <a:ext cx="5939790" cy="708660"/>
+                    </a:xfrm>
+                    <a:prstGeom prst="rect">
+                      <a:avLst/>
+                    </a:prstGeom>
+                  </pic:spPr>
+                </pic:pic>
+              </a:graphicData>
+            </a:graphic>
+          </wp:inline>
+        </w:drawing>
+      </w:r>
+    </w:p>
+    <w:p/>
+    <w:p/>
+    <w:p>
+      <w:pPr>
+        <w:rPr>
+          <w:b/>
+          <w:bCs/>
+        </w:rPr>
+      </w:pPr>
+      <w:r>
+        <w:rPr>
+          <w:b/>
+          <w:bCs/>
+        </w:rPr>
+        <w:t xml:space="preserve">Лабораторная работа: Автоматизация администрирования AD DS с помощью Windows </w:t>
+      </w:r>
+      <w:proofErr w:type="spellStart"/>
+      <w:r>
+        <w:rPr>
+          <w:b/>
+          <w:bCs/>
+        </w:rPr>
+        <w:t>PowerShell</w:t>
+      </w:r>
+      <w:proofErr w:type="spellEnd"/>
+    </w:p>
+    <w:p>
+      <w:pPr>
+        <w:numPr>
+          <w:ilvl w:val="0"/>
+          <w:numId w:val="18"/>
+        </w:numPr>
+      </w:pPr>
+      <w:r>
+        <w:rPr>
+          <w:b/>
+          <w:bCs/>
+        </w:rPr>
+        <w:t>Упражнение 1:</w:t>
+      </w:r>
+      <w:r>
+        <w:t xml:space="preserve"> Создание учётных записей пользователей и групп с помощью Windows </w:t>
+      </w:r>
+      <w:proofErr w:type="spellStart"/>
+      <w:r>
+        <w:t>PowerShell</w:t>
+      </w:r>
+      <w:proofErr w:type="spellEnd"/>
+    </w:p>
+    <w:p>
+      <w:pPr>
+        <w:numPr>
+          <w:ilvl w:val="0"/>
+          <w:numId w:val="18"/>
+        </w:numPr>
+      </w:pPr>
+      <w:r>
+        <w:rPr>
+          <w:b/>
+          <w:bCs/>
+        </w:rPr>
+        <w:t>Упражнение 2:</w:t>
+      </w:r>
+      <w:r>
+        <w:t xml:space="preserve"> Массовое создание учётных записей пользователей с помощью Windows </w:t>
+      </w:r>
+      <w:proofErr w:type="spellStart"/>
+      <w:r>
+        <w:t>PowerShell</w:t>
+      </w:r>
+      <w:proofErr w:type="spellEnd"/>
+    </w:p>
+    <w:p>
+      <w:pPr>
+        <w:numPr>
+          <w:ilvl w:val="0"/>
+          <w:numId w:val="18"/>
+        </w:numPr>
+      </w:pPr>
+      <w:r>
+        <w:rPr>
+          <w:b/>
+          <w:bCs/>
+        </w:rPr>
+        <w:t>Упражнение 3:</w:t>
+      </w:r>
+      <w:r>
+        <w:t xml:space="preserve"> Массовое изменение учётных записей пользователей с помощью Windows </w:t>
+      </w:r>
+      <w:proofErr w:type="spellStart"/>
+      <w:r>
+        <w:t>PowerShell</w:t>
+      </w:r>
+      <w:proofErr w:type="spellEnd"/>
+    </w:p>
+    <w:p/>
     <w:sectPr>
       <w:pgSz w:w="11906" w:h="16838" w:code="9"/>
       <w:pgMar w:top="1134" w:right="851" w:bottom="1134" w:left="1701" w:header="709" w:footer="709" w:gutter="0"/>
@@ -7466,6 +10629,155 @@
     </w:lvl>
   </w:abstractNum>
   <w:abstractNum w:abstractNumId="8" w15:restartNumberingAfterBreak="0">
+    <w:nsid w:val="32313036"/>
+    <w:multiLevelType w:val="multilevel"/>
+    <w:tmpl w:val="8FCE43C2"/>
+    <w:lvl w:ilvl="0">
+      <w:start w:val="1"/>
+      <w:numFmt w:val="bullet"/>
+      <w:lvlText w:val=""/>
+      <w:lvlJc w:val="left"/>
+      <w:pPr>
+        <w:tabs>
+          <w:tab w:val="num" w:pos="720"/>
+        </w:tabs>
+        <w:ind w:left="720" w:hanging="360"/>
+      </w:pPr>
+      <w:rPr>
+        <w:rFonts w:ascii="Symbol" w:hAnsi="Symbol" w:hint="default"/>
+        <w:sz w:val="20"/>
+      </w:rPr>
+    </w:lvl>
+    <w:lvl w:ilvl="1" w:tentative="1">
+      <w:start w:val="1"/>
+      <w:numFmt w:val="bullet"/>
+      <w:lvlText w:val="o"/>
+      <w:lvlJc w:val="left"/>
+      <w:pPr>
+        <w:tabs>
+          <w:tab w:val="num" w:pos="1440"/>
+        </w:tabs>
+        <w:ind w:left="1440" w:hanging="360"/>
+      </w:pPr>
+      <w:rPr>
+        <w:rFonts w:ascii="Courier New" w:hAnsi="Courier New" w:hint="default"/>
+        <w:sz w:val="20"/>
+      </w:rPr>
+    </w:lvl>
+    <w:lvl w:ilvl="2" w:tentative="1">
+      <w:start w:val="1"/>
+      <w:numFmt w:val="bullet"/>
+      <w:lvlText w:val=""/>
+      <w:lvlJc w:val="left"/>
+      <w:pPr>
+        <w:tabs>
+          <w:tab w:val="num" w:pos="2160"/>
+        </w:tabs>
+        <w:ind w:left="2160" w:hanging="360"/>
+      </w:pPr>
+      <w:rPr>
+        <w:rFonts w:ascii="Wingdings" w:hAnsi="Wingdings" w:hint="default"/>
+        <w:sz w:val="20"/>
+      </w:rPr>
+    </w:lvl>
+    <w:lvl w:ilvl="3" w:tentative="1">
+      <w:start w:val="1"/>
+      <w:numFmt w:val="bullet"/>
+      <w:lvlText w:val=""/>
+      <w:lvlJc w:val="left"/>
+      <w:pPr>
+        <w:tabs>
+          <w:tab w:val="num" w:pos="2880"/>
+        </w:tabs>
+        <w:ind w:left="2880" w:hanging="360"/>
+      </w:pPr>
+      <w:rPr>
+        <w:rFonts w:ascii="Wingdings" w:hAnsi="Wingdings" w:hint="default"/>
+        <w:sz w:val="20"/>
+      </w:rPr>
+    </w:lvl>
+    <w:lvl w:ilvl="4" w:tentative="1">
+      <w:start w:val="1"/>
+      <w:numFmt w:val="bullet"/>
+      <w:lvlText w:val=""/>
+      <w:lvlJc w:val="left"/>
+      <w:pPr>
+        <w:tabs>
+          <w:tab w:val="num" w:pos="3600"/>
+        </w:tabs>
+        <w:ind w:left="3600" w:hanging="360"/>
+      </w:pPr>
+      <w:rPr>
+        <w:rFonts w:ascii="Wingdings" w:hAnsi="Wingdings" w:hint="default"/>
+        <w:sz w:val="20"/>
+      </w:rPr>
+    </w:lvl>
+    <w:lvl w:ilvl="5" w:tentative="1">
+      <w:start w:val="1"/>
+      <w:numFmt w:val="bullet"/>
+      <w:lvlText w:val=""/>
+      <w:lvlJc w:val="left"/>
+      <w:pPr>
+        <w:tabs>
+          <w:tab w:val="num" w:pos="4320"/>
+        </w:tabs>
+        <w:ind w:left="4320" w:hanging="360"/>
+      </w:pPr>
+      <w:rPr>
+        <w:rFonts w:ascii="Wingdings" w:hAnsi="Wingdings" w:hint="default"/>
+        <w:sz w:val="20"/>
+      </w:rPr>
+    </w:lvl>
+    <w:lvl w:ilvl="6" w:tentative="1">
+      <w:start w:val="1"/>
+      <w:numFmt w:val="bullet"/>
+      <w:lvlText w:val=""/>
+      <w:lvlJc w:val="left"/>
+      <w:pPr>
+        <w:tabs>
+          <w:tab w:val="num" w:pos="5040"/>
+        </w:tabs>
+        <w:ind w:left="5040" w:hanging="360"/>
+      </w:pPr>
+      <w:rPr>
+        <w:rFonts w:ascii="Wingdings" w:hAnsi="Wingdings" w:hint="default"/>
+        <w:sz w:val="20"/>
+      </w:rPr>
+    </w:lvl>
+    <w:lvl w:ilvl="7" w:tentative="1">
+      <w:start w:val="1"/>
+      <w:numFmt w:val="bullet"/>
+      <w:lvlText w:val=""/>
+      <w:lvlJc w:val="left"/>
+      <w:pPr>
+        <w:tabs>
+          <w:tab w:val="num" w:pos="5760"/>
+        </w:tabs>
+        <w:ind w:left="5760" w:hanging="360"/>
+      </w:pPr>
+      <w:rPr>
+        <w:rFonts w:ascii="Wingdings" w:hAnsi="Wingdings" w:hint="default"/>
+        <w:sz w:val="20"/>
+      </w:rPr>
+    </w:lvl>
+    <w:lvl w:ilvl="8" w:tentative="1">
+      <w:start w:val="1"/>
+      <w:numFmt w:val="bullet"/>
+      <w:lvlText w:val=""/>
+      <w:lvlJc w:val="left"/>
+      <w:pPr>
+        <w:tabs>
+          <w:tab w:val="num" w:pos="6480"/>
+        </w:tabs>
+        <w:ind w:left="6480" w:hanging="360"/>
+      </w:pPr>
+      <w:rPr>
+        <w:rFonts w:ascii="Wingdings" w:hAnsi="Wingdings" w:hint="default"/>
+        <w:sz w:val="20"/>
+      </w:rPr>
+    </w:lvl>
+  </w:abstractNum>
+  <w:abstractNum w:abstractNumId="9" w15:restartNumberingAfterBreak="0">
     <w:nsid w:val="3DE07385"/>
     <w:multiLevelType w:val="multilevel"/>
     <w:tmpl w:val="06E614F0"/>
@@ -7614,7 +10926,7 @@
       </w:rPr>
     </w:lvl>
   </w:abstractNum>
-  <w:abstractNum w:abstractNumId="9" w15:restartNumberingAfterBreak="0">
+  <w:abstractNum w:abstractNumId="10" w15:restartNumberingAfterBreak="0">
     <w:nsid w:val="4A902F9C"/>
     <w:multiLevelType w:val="multilevel"/>
     <w:tmpl w:val="42F894A6"/>
@@ -7763,7 +11075,7 @@
       </w:rPr>
     </w:lvl>
   </w:abstractNum>
-  <w:abstractNum w:abstractNumId="10" w15:restartNumberingAfterBreak="0">
+  <w:abstractNum w:abstractNumId="11" w15:restartNumberingAfterBreak="0">
     <w:nsid w:val="505E6968"/>
     <w:multiLevelType w:val="multilevel"/>
     <w:tmpl w:val="28AE280E"/>
@@ -7912,7 +11224,7 @@
       </w:rPr>
     </w:lvl>
   </w:abstractNum>
-  <w:abstractNum w:abstractNumId="11" w15:restartNumberingAfterBreak="0">
+  <w:abstractNum w:abstractNumId="12" w15:restartNumberingAfterBreak="0">
     <w:nsid w:val="526828E4"/>
     <w:multiLevelType w:val="multilevel"/>
     <w:tmpl w:val="F126F01E"/>
@@ -8061,7 +11373,7 @@
       </w:rPr>
     </w:lvl>
   </w:abstractNum>
-  <w:abstractNum w:abstractNumId="12" w15:restartNumberingAfterBreak="0">
+  <w:abstractNum w:abstractNumId="13" w15:restartNumberingAfterBreak="0">
     <w:nsid w:val="65216239"/>
     <w:multiLevelType w:val="multilevel"/>
     <w:tmpl w:val="C688D1E2"/>
@@ -8210,7 +11522,7 @@
       </w:rPr>
     </w:lvl>
   </w:abstractNum>
-  <w:abstractNum w:abstractNumId="13" w15:restartNumberingAfterBreak="0">
+  <w:abstractNum w:abstractNumId="14" w15:restartNumberingAfterBreak="0">
     <w:nsid w:val="6551164F"/>
     <w:multiLevelType w:val="multilevel"/>
     <w:tmpl w:val="25AA53E0"/>
@@ -8359,7 +11671,7 @@
       </w:rPr>
     </w:lvl>
   </w:abstractNum>
-  <w:abstractNum w:abstractNumId="14" w15:restartNumberingAfterBreak="0">
+  <w:abstractNum w:abstractNumId="15" w15:restartNumberingAfterBreak="0">
     <w:nsid w:val="67353B39"/>
     <w:multiLevelType w:val="multilevel"/>
     <w:tmpl w:val="5EB2583C"/>
@@ -8508,7 +11820,156 @@
       </w:rPr>
     </w:lvl>
   </w:abstractNum>
-  <w:abstractNum w:abstractNumId="15" w15:restartNumberingAfterBreak="0">
+  <w:abstractNum w:abstractNumId="16" w15:restartNumberingAfterBreak="0">
+    <w:nsid w:val="737E0780"/>
+    <w:multiLevelType w:val="multilevel"/>
+    <w:tmpl w:val="C874BFEA"/>
+    <w:lvl w:ilvl="0">
+      <w:start w:val="1"/>
+      <w:numFmt w:val="bullet"/>
+      <w:lvlText w:val=""/>
+      <w:lvlJc w:val="left"/>
+      <w:pPr>
+        <w:tabs>
+          <w:tab w:val="num" w:pos="720"/>
+        </w:tabs>
+        <w:ind w:left="720" w:hanging="360"/>
+      </w:pPr>
+      <w:rPr>
+        <w:rFonts w:ascii="Symbol" w:hAnsi="Symbol" w:hint="default"/>
+        <w:sz w:val="20"/>
+      </w:rPr>
+    </w:lvl>
+    <w:lvl w:ilvl="1" w:tentative="1">
+      <w:start w:val="1"/>
+      <w:numFmt w:val="bullet"/>
+      <w:lvlText w:val="o"/>
+      <w:lvlJc w:val="left"/>
+      <w:pPr>
+        <w:tabs>
+          <w:tab w:val="num" w:pos="1440"/>
+        </w:tabs>
+        <w:ind w:left="1440" w:hanging="360"/>
+      </w:pPr>
+      <w:rPr>
+        <w:rFonts w:ascii="Courier New" w:hAnsi="Courier New" w:hint="default"/>
+        <w:sz w:val="20"/>
+      </w:rPr>
+    </w:lvl>
+    <w:lvl w:ilvl="2" w:tentative="1">
+      <w:start w:val="1"/>
+      <w:numFmt w:val="bullet"/>
+      <w:lvlText w:val=""/>
+      <w:lvlJc w:val="left"/>
+      <w:pPr>
+        <w:tabs>
+          <w:tab w:val="num" w:pos="2160"/>
+        </w:tabs>
+        <w:ind w:left="2160" w:hanging="360"/>
+      </w:pPr>
+      <w:rPr>
+        <w:rFonts w:ascii="Wingdings" w:hAnsi="Wingdings" w:hint="default"/>
+        <w:sz w:val="20"/>
+      </w:rPr>
+    </w:lvl>
+    <w:lvl w:ilvl="3" w:tentative="1">
+      <w:start w:val="1"/>
+      <w:numFmt w:val="bullet"/>
+      <w:lvlText w:val=""/>
+      <w:lvlJc w:val="left"/>
+      <w:pPr>
+        <w:tabs>
+          <w:tab w:val="num" w:pos="2880"/>
+        </w:tabs>
+        <w:ind w:left="2880" w:hanging="360"/>
+      </w:pPr>
+      <w:rPr>
+        <w:rFonts w:ascii="Wingdings" w:hAnsi="Wingdings" w:hint="default"/>
+        <w:sz w:val="20"/>
+      </w:rPr>
+    </w:lvl>
+    <w:lvl w:ilvl="4" w:tentative="1">
+      <w:start w:val="1"/>
+      <w:numFmt w:val="bullet"/>
+      <w:lvlText w:val=""/>
+      <w:lvlJc w:val="left"/>
+      <w:pPr>
+        <w:tabs>
+          <w:tab w:val="num" w:pos="3600"/>
+        </w:tabs>
+        <w:ind w:left="3600" w:hanging="360"/>
+      </w:pPr>
+      <w:rPr>
+        <w:rFonts w:ascii="Wingdings" w:hAnsi="Wingdings" w:hint="default"/>
+        <w:sz w:val="20"/>
+      </w:rPr>
+    </w:lvl>
+    <w:lvl w:ilvl="5" w:tentative="1">
+      <w:start w:val="1"/>
+      <w:numFmt w:val="bullet"/>
+      <w:lvlText w:val=""/>
+      <w:lvlJc w:val="left"/>
+      <w:pPr>
+        <w:tabs>
+          <w:tab w:val="num" w:pos="4320"/>
+        </w:tabs>
+        <w:ind w:left="4320" w:hanging="360"/>
+      </w:pPr>
+      <w:rPr>
+        <w:rFonts w:ascii="Wingdings" w:hAnsi="Wingdings" w:hint="default"/>
+        <w:sz w:val="20"/>
+      </w:rPr>
+    </w:lvl>
+    <w:lvl w:ilvl="6" w:tentative="1">
+      <w:start w:val="1"/>
+      <w:numFmt w:val="bullet"/>
+      <w:lvlText w:val=""/>
+      <w:lvlJc w:val="left"/>
+      <w:pPr>
+        <w:tabs>
+          <w:tab w:val="num" w:pos="5040"/>
+        </w:tabs>
+        <w:ind w:left="5040" w:hanging="360"/>
+      </w:pPr>
+      <w:rPr>
+        <w:rFonts w:ascii="Wingdings" w:hAnsi="Wingdings" w:hint="default"/>
+        <w:sz w:val="20"/>
+      </w:rPr>
+    </w:lvl>
+    <w:lvl w:ilvl="7" w:tentative="1">
+      <w:start w:val="1"/>
+      <w:numFmt w:val="bullet"/>
+      <w:lvlText w:val=""/>
+      <w:lvlJc w:val="left"/>
+      <w:pPr>
+        <w:tabs>
+          <w:tab w:val="num" w:pos="5760"/>
+        </w:tabs>
+        <w:ind w:left="5760" w:hanging="360"/>
+      </w:pPr>
+      <w:rPr>
+        <w:rFonts w:ascii="Wingdings" w:hAnsi="Wingdings" w:hint="default"/>
+        <w:sz w:val="20"/>
+      </w:rPr>
+    </w:lvl>
+    <w:lvl w:ilvl="8" w:tentative="1">
+      <w:start w:val="1"/>
+      <w:numFmt w:val="bullet"/>
+      <w:lvlText w:val=""/>
+      <w:lvlJc w:val="left"/>
+      <w:pPr>
+        <w:tabs>
+          <w:tab w:val="num" w:pos="6480"/>
+        </w:tabs>
+        <w:ind w:left="6480" w:hanging="360"/>
+      </w:pPr>
+      <w:rPr>
+        <w:rFonts w:ascii="Wingdings" w:hAnsi="Wingdings" w:hint="default"/>
+        <w:sz w:val="20"/>
+      </w:rPr>
+    </w:lvl>
+  </w:abstractNum>
+  <w:abstractNum w:abstractNumId="17" w15:restartNumberingAfterBreak="0">
     <w:nsid w:val="7BAC4F40"/>
     <w:multiLevelType w:val="multilevel"/>
     <w:tmpl w:val="3DDEF388"/>
@@ -8629,13 +12090,13 @@
     <w:abstractNumId w:val="6"/>
   </w:num>
   <w:num w:numId="2" w16cid:durableId="242885200">
-    <w:abstractNumId w:val="10"/>
+    <w:abstractNumId w:val="11"/>
   </w:num>
   <w:num w:numId="3" w16cid:durableId="1804155271">
     <w:abstractNumId w:val="2"/>
   </w:num>
   <w:num w:numId="4" w16cid:durableId="673533367">
-    <w:abstractNumId w:val="15"/>
+    <w:abstractNumId w:val="17"/>
   </w:num>
   <w:num w:numId="5" w16cid:durableId="2139495911">
     <w:abstractNumId w:val="1"/>
@@ -8644,10 +12105,10 @@
     <w:abstractNumId w:val="4"/>
   </w:num>
   <w:num w:numId="7" w16cid:durableId="1076128733">
-    <w:abstractNumId w:val="14"/>
+    <w:abstractNumId w:val="15"/>
   </w:num>
   <w:num w:numId="8" w16cid:durableId="392781439">
-    <w:abstractNumId w:val="11"/>
+    <w:abstractNumId w:val="12"/>
   </w:num>
   <w:num w:numId="9" w16cid:durableId="1331064136">
     <w:abstractNumId w:val="7"/>
@@ -8656,22 +12117,28 @@
     <w:abstractNumId w:val="0"/>
   </w:num>
   <w:num w:numId="11" w16cid:durableId="226765530">
-    <w:abstractNumId w:val="9"/>
+    <w:abstractNumId w:val="10"/>
   </w:num>
   <w:num w:numId="12" w16cid:durableId="1519343556">
     <w:abstractNumId w:val="5"/>
   </w:num>
   <w:num w:numId="13" w16cid:durableId="1342246249">
-    <w:abstractNumId w:val="8"/>
+    <w:abstractNumId w:val="9"/>
   </w:num>
   <w:num w:numId="14" w16cid:durableId="1407529283">
     <w:abstractNumId w:val="3"/>
   </w:num>
   <w:num w:numId="15" w16cid:durableId="1037972699">
-    <w:abstractNumId w:val="12"/>
+    <w:abstractNumId w:val="13"/>
   </w:num>
   <w:num w:numId="16" w16cid:durableId="288240714">
-    <w:abstractNumId w:val="13"/>
+    <w:abstractNumId w:val="14"/>
+  </w:num>
+  <w:num w:numId="17" w16cid:durableId="2033455547">
+    <w:abstractNumId w:val="8"/>
+  </w:num>
+  <w:num w:numId="18" w16cid:durableId="1955669017">
+    <w:abstractNumId w:val="16"/>
   </w:num>
 </w:numbering>
 </file>
